--- a/D.ream D.Truth/White/Draft/WM6/Note episode 6 D.Karma Police.docx
+++ b/D.ream D.Truth/White/Draft/WM6/Note episode 6 D.Karma Police.docx
@@ -4,25 +4,12 @@
   <w:body>
     <w:p>
       <w:r>
-        <w:t xml:space="preserve">Intro : Monkey et le Karma </w:t>
-      </w:r>
-      <w:proofErr w:type="spellStart"/>
-      <w:r>
-        <w:t>Thailand</w:t>
-      </w:r>
-      <w:proofErr w:type="spellEnd"/>
-    </w:p>
-    <w:p>
-      <w:r>
-        <w:t xml:space="preserve">**En voix off *Kit Kat le moine </w:t>
-      </w:r>
-      <w:proofErr w:type="spellStart"/>
-      <w:r>
-        <w:t>Thailandais</w:t>
-      </w:r>
-      <w:proofErr w:type="spellEnd"/>
-      <w:r>
-        <w:t>** :</w:t>
+        <w:t>Intro : Monkey et le Karma Thailand</w:t>
+      </w:r>
+    </w:p>
+    <w:p>
+      <w:r>
+        <w:t>**En voix off *Kit Kat le moine Thailandais** :</w:t>
       </w:r>
     </w:p>
     <w:p>
@@ -37,57 +24,17 @@
     </w:p>
     <w:p>
       <w:r>
-        <w:t xml:space="preserve">(Rue d'un village au nord de la </w:t>
-      </w:r>
-      <w:proofErr w:type="spellStart"/>
-      <w:r>
-        <w:t>thailande</w:t>
-      </w:r>
-      <w:proofErr w:type="spellEnd"/>
-      <w:r>
-        <w:t>…</w:t>
-      </w:r>
-    </w:p>
-    <w:p>
-      <w:r>
-        <w:t xml:space="preserve">Monkey (la 20 </w:t>
-      </w:r>
-      <w:proofErr w:type="spellStart"/>
-      <w:r>
-        <w:t>taine</w:t>
-      </w:r>
-      <w:proofErr w:type="spellEnd"/>
-      <w:r>
-        <w:t xml:space="preserve">) est seul, il se promène dans les rues d'étal de T </w:t>
-      </w:r>
-      <w:proofErr w:type="spellStart"/>
-      <w:r>
-        <w:t>shirt</w:t>
-      </w:r>
-      <w:proofErr w:type="spellEnd"/>
-      <w:r>
-        <w:t>… Il n'y'a personne</w:t>
-      </w:r>
-    </w:p>
-    <w:p>
-      <w:r>
-        <w:t xml:space="preserve">Il regarde les </w:t>
-      </w:r>
-      <w:proofErr w:type="spellStart"/>
-      <w:r>
-        <w:t>tshirt</w:t>
-      </w:r>
-      <w:proofErr w:type="spellEnd"/>
-      <w:r>
-        <w:t xml:space="preserve"> et en vois un qui lui plaît… On voit Monkey le T </w:t>
-      </w:r>
-      <w:proofErr w:type="spellStart"/>
-      <w:r>
-        <w:t>shirt</w:t>
-      </w:r>
-      <w:proofErr w:type="spellEnd"/>
-      <w:r>
-        <w:t xml:space="preserve"> en Main qui essaie d'appeler le vendeur mais personne ne vient)</w:t>
+        <w:t>(Rue d'un village au nord de la thailande…</w:t>
+      </w:r>
+    </w:p>
+    <w:p>
+      <w:r>
+        <w:t>Monkey (la 20 taine) est seul, il se promène dans les rues d'étal de T shirt… Il n'y'a personne</w:t>
+      </w:r>
+    </w:p>
+    <w:p>
+      <w:r>
+        <w:t>Il regarde les tshirt et en vois un qui lui plaît… On voit Monkey le T shirt en Main qui essaie d'appeler le vendeur mais personne ne vient)</w:t>
       </w:r>
     </w:p>
     <w:p>
@@ -107,15 +54,7 @@
     </w:p>
     <w:p>
       <w:r>
-        <w:t xml:space="preserve">(Monkey regarde à droite à gauche et met le T </w:t>
-      </w:r>
-      <w:proofErr w:type="spellStart"/>
-      <w:r>
-        <w:t>shirt</w:t>
-      </w:r>
-      <w:proofErr w:type="spellEnd"/>
-      <w:r>
-        <w:t xml:space="preserve"> dans son sac à la hâte)</w:t>
+        <w:t>(Monkey regarde à droite à gauche et met le T shirt dans son sac à la hâte)</w:t>
       </w:r>
     </w:p>
     <w:p>
@@ -125,78 +64,12 @@
     </w:p>
     <w:p>
       <w:r>
-        <w:t>(</w:t>
-      </w:r>
-      <w:proofErr w:type="spellStart"/>
-      <w:proofErr w:type="gramStart"/>
-      <w:r>
-        <w:t>cut</w:t>
-      </w:r>
-      <w:proofErr w:type="spellEnd"/>
-      <w:proofErr w:type="gramEnd"/>
-      <w:r>
-        <w:t xml:space="preserve"> off : sur Monkey </w:t>
-      </w:r>
-      <w:proofErr w:type="gramStart"/>
-      <w:r>
-        <w:t>qui  sort</w:t>
-      </w:r>
-      <w:proofErr w:type="gramEnd"/>
-      <w:r>
-        <w:t xml:space="preserve"> de son auberge de jeunesse</w:t>
-      </w:r>
-      <w:proofErr w:type="gramStart"/>
-      <w:r>
-        <w:t xml:space="preserve"> ;le</w:t>
-      </w:r>
-      <w:proofErr w:type="gramEnd"/>
-      <w:r>
-        <w:t xml:space="preserve"> soir dans la nuit </w:t>
-      </w:r>
-      <w:proofErr w:type="spellStart"/>
-      <w:r>
-        <w:t>Thailandaise</w:t>
-      </w:r>
-      <w:proofErr w:type="spellEnd"/>
-      <w:r>
-        <w:t xml:space="preserve"> avec le T </w:t>
-      </w:r>
-      <w:proofErr w:type="spellStart"/>
-      <w:r>
-        <w:t>shirt</w:t>
-      </w:r>
-      <w:proofErr w:type="spellEnd"/>
-      <w:r>
-        <w:t xml:space="preserve"> volé sur lui)</w:t>
-      </w:r>
-    </w:p>
-    <w:p>
-      <w:r>
-        <w:t xml:space="preserve">Va engendrer des conséquences, qui vont un jour ou l'autre impacter le voleur </w:t>
-      </w:r>
-      <w:proofErr w:type="gramStart"/>
-      <w:r>
-        <w:t>( Monkey</w:t>
-      </w:r>
-      <w:proofErr w:type="gramEnd"/>
-      <w:r>
-        <w:t xml:space="preserve"> commence à Marcher souriant parmi les rues </w:t>
-      </w:r>
-      <w:proofErr w:type="spellStart"/>
-      <w:r>
-        <w:t>street</w:t>
-      </w:r>
-      <w:proofErr w:type="spellEnd"/>
-      <w:r>
-        <w:t xml:space="preserve"> </w:t>
-      </w:r>
-      <w:proofErr w:type="spellStart"/>
-      <w:r>
-        <w:t>food</w:t>
-      </w:r>
-      <w:proofErr w:type="spellEnd"/>
-      <w:r>
-        <w:t xml:space="preserve"> de Chiang mai)</w:t>
+        <w:t>(cut off : sur Monkey qui  sort de son auberge de jeunesse ;le soir dans la nuit Thailandaise avec le T shirt volé sur lui)</w:t>
+      </w:r>
+    </w:p>
+    <w:p>
+      <w:r>
+        <w:t>Va engendrer des conséquences, qui vont un jour ou l'autre impacter le voleur ( Monkey commence à Marcher souriant parmi les rues street food de Chiang mai)</w:t>
       </w:r>
     </w:p>
     <w:p>
@@ -206,15 +79,7 @@
     </w:p>
     <w:p>
       <w:r>
-        <w:t xml:space="preserve">C'est comme ça que marche le Karma (Monkey toujours souriant prend une photo des environs lorsqu'une </w:t>
-      </w:r>
-      <w:proofErr w:type="spellStart"/>
-      <w:r>
-        <w:t>enorme</w:t>
-      </w:r>
-      <w:proofErr w:type="spellEnd"/>
-      <w:r>
-        <w:t xml:space="preserve"> fiente de pigeon vient tacher son T-shirt)</w:t>
+        <w:t>C'est comme ça que marche le Karma (Monkey toujours souriant prend une photo des environs lorsqu'une enorme fiente de pigeon vient tacher son T-shirt)</w:t>
       </w:r>
     </w:p>
     <w:p>
@@ -270,36 +135,12 @@
     </w:p>
     <w:p>
       <w:r>
-        <w:t xml:space="preserve">Avec la musique de </w:t>
-      </w:r>
-      <w:proofErr w:type="spellStart"/>
-      <w:r>
-        <w:t>loki</w:t>
-      </w:r>
-      <w:proofErr w:type="spellEnd"/>
-      <w:r>
-        <w:t xml:space="preserve"> :</w:t>
-      </w:r>
-    </w:p>
-    <w:p>
-      <w:r>
-        <w:t xml:space="preserve">En fond </w:t>
-      </w:r>
-      <w:proofErr w:type="gramStart"/>
-      <w:r>
-        <w:t>sonore  des</w:t>
-      </w:r>
-      <w:proofErr w:type="gramEnd"/>
-      <w:r>
-        <w:t xml:space="preserve"> messages audio (différent sur chaque </w:t>
-      </w:r>
-      <w:proofErr w:type="spellStart"/>
-      <w:r>
-        <w:t>episode</w:t>
-      </w:r>
-      <w:proofErr w:type="spellEnd"/>
-      <w:r>
-        <w:t>)</w:t>
+        <w:t>Avec la musique de loki :</w:t>
+      </w:r>
+    </w:p>
+    <w:p>
+      <w:r>
+        <w:t>En fond sonore  des messages audio (différent sur chaque episode)</w:t>
       </w:r>
       <w:r>
         <w:br/>
@@ -363,16 +204,8 @@
         <w:rPr>
           <w:lang w:val="en-US"/>
         </w:rPr>
-        <w:t>"It's a Revolution</w:t>
-      </w:r>
-      <w:proofErr w:type="gramStart"/>
-      <w:r>
-        <w:rPr>
-          <w:lang w:val="en-US"/>
-        </w:rPr>
-        <w:t>! "</w:t>
-      </w:r>
-      <w:proofErr w:type="gramEnd"/>
+        <w:t>"It's a Revolution! "</w:t>
+      </w:r>
     </w:p>
     <w:p>
       <w:pPr>
@@ -388,21 +221,7 @@
         <w:rPr>
           <w:lang w:val="en-US"/>
         </w:rPr>
-        <w:t>"</w:t>
-      </w:r>
-      <w:proofErr w:type="gramStart"/>
-      <w:r>
-        <w:rPr>
-          <w:lang w:val="en-US"/>
-        </w:rPr>
-        <w:t>billions</w:t>
-      </w:r>
-      <w:proofErr w:type="gramEnd"/>
-      <w:r>
-        <w:rPr>
-          <w:lang w:val="en-US"/>
-        </w:rPr>
-        <w:t xml:space="preserve"> of users"</w:t>
+        <w:t>"billions of users"</w:t>
       </w:r>
     </w:p>
     <w:p>
@@ -419,37 +238,7 @@
         <w:rPr>
           <w:lang w:val="en-US"/>
         </w:rPr>
-        <w:t>"</w:t>
-      </w:r>
-      <w:proofErr w:type="spellStart"/>
-      <w:proofErr w:type="gramStart"/>
-      <w:r>
-        <w:rPr>
-          <w:lang w:val="en-US"/>
-        </w:rPr>
-        <w:t>governement</w:t>
-      </w:r>
-      <w:proofErr w:type="spellEnd"/>
-      <w:proofErr w:type="gramEnd"/>
-      <w:r>
-        <w:rPr>
-          <w:lang w:val="en-US"/>
-        </w:rPr>
-        <w:t xml:space="preserve"> lose their mind" </w:t>
-      </w:r>
-      <w:proofErr w:type="spellStart"/>
-      <w:r>
-        <w:rPr>
-          <w:lang w:val="en-US"/>
-        </w:rPr>
-        <w:t>etc</w:t>
-      </w:r>
-      <w:proofErr w:type="spellEnd"/>
-      <w:r>
-        <w:rPr>
-          <w:lang w:val="en-US"/>
-        </w:rPr>
-        <w:t>…</w:t>
+        <w:t>"governement lose their mind" etc…</w:t>
       </w:r>
     </w:p>
     <w:p>
@@ -469,21 +258,7 @@
         <w:rPr>
           <w:lang w:val="en-US"/>
         </w:rPr>
-        <w:t>(</w:t>
-      </w:r>
-      <w:proofErr w:type="spellStart"/>
-      <w:r>
-        <w:rPr>
-          <w:lang w:val="en-US"/>
-        </w:rPr>
-        <w:t>didier</w:t>
-      </w:r>
-      <w:proofErr w:type="spellEnd"/>
-      <w:r>
-        <w:rPr>
-          <w:lang w:val="en-US"/>
-        </w:rPr>
-        <w:t xml:space="preserve"> Bourdon)</w:t>
+        <w:t>(didier Bourdon)</w:t>
       </w:r>
     </w:p>
     <w:p>
@@ -500,44 +275,8 @@
         <w:rPr>
           <w:lang w:val="en-US"/>
         </w:rPr>
-        <w:t xml:space="preserve">…Pas </w:t>
-      </w:r>
-      <w:proofErr w:type="gramStart"/>
-      <w:r>
-        <w:rPr>
-          <w:lang w:val="en-US"/>
-        </w:rPr>
-        <w:t>antecedents ,</w:t>
-      </w:r>
-      <w:proofErr w:type="gramEnd"/>
-      <w:r>
-        <w:rPr>
-          <w:lang w:val="en-US"/>
-        </w:rPr>
-        <w:t xml:space="preserve"> </w:t>
-      </w:r>
-      <w:proofErr w:type="spellStart"/>
-      <w:r>
-        <w:rPr>
-          <w:lang w:val="en-US"/>
-        </w:rPr>
-        <w:t>depuis</w:t>
-      </w:r>
-      <w:proofErr w:type="spellEnd"/>
-      <w:r>
-        <w:rPr>
-          <w:lang w:val="en-US"/>
-        </w:rPr>
-        <w:t xml:space="preserve"> 1789</w:t>
-      </w:r>
-      <w:proofErr w:type="gramStart"/>
-      <w:r>
-        <w:rPr>
-          <w:lang w:val="en-US"/>
-        </w:rPr>
-        <w:t>… !!!</w:t>
-      </w:r>
-      <w:proofErr w:type="gramEnd"/>
+        <w:t>…Pas antecedents , depuis 1789… !!!</w:t>
+      </w:r>
     </w:p>
     <w:p>
       <w:pPr>
@@ -553,21 +292,7 @@
         <w:rPr>
           <w:lang w:val="en-US"/>
         </w:rPr>
-        <w:t>* (</w:t>
-      </w:r>
-      <w:proofErr w:type="spellStart"/>
-      <w:r>
-        <w:rPr>
-          <w:lang w:val="en-US"/>
-        </w:rPr>
-        <w:t>coluche</w:t>
-      </w:r>
-      <w:proofErr w:type="spellEnd"/>
-      <w:r>
-        <w:rPr>
-          <w:lang w:val="en-US"/>
-        </w:rPr>
-        <w:t>)</w:t>
+        <w:t>* (coluche)</w:t>
       </w:r>
     </w:p>
     <w:p>
@@ -584,21 +309,7 @@
         <w:rPr>
           <w:lang w:val="en-US"/>
         </w:rPr>
-        <w:t xml:space="preserve">Jack Slater is Back * (Arnold </w:t>
-      </w:r>
-      <w:proofErr w:type="spellStart"/>
-      <w:r>
-        <w:rPr>
-          <w:lang w:val="en-US"/>
-        </w:rPr>
-        <w:t>swarzy</w:t>
-      </w:r>
-      <w:proofErr w:type="spellEnd"/>
-      <w:r>
-        <w:rPr>
-          <w:lang w:val="en-US"/>
-        </w:rPr>
-        <w:t>)</w:t>
+        <w:t>Jack Slater is Back * (Arnold swarzy)</w:t>
       </w:r>
     </w:p>
     <w:p>
@@ -615,21 +326,7 @@
         <w:rPr>
           <w:lang w:val="en-US"/>
         </w:rPr>
-        <w:t xml:space="preserve">Hippy Kai Mother* (john </w:t>
-      </w:r>
-      <w:proofErr w:type="spellStart"/>
-      <w:r>
-        <w:rPr>
-          <w:lang w:val="en-US"/>
-        </w:rPr>
-        <w:t>maclane</w:t>
-      </w:r>
-      <w:proofErr w:type="spellEnd"/>
-      <w:r>
-        <w:rPr>
-          <w:lang w:val="en-US"/>
-        </w:rPr>
-        <w:t>)</w:t>
+        <w:t>Hippy Kai Mother* (john maclane)</w:t>
       </w:r>
     </w:p>
     <w:p>
@@ -748,196 +445,59 @@
         <w:rPr>
           <w:lang w:val="en-US"/>
         </w:rPr>
-        <w:t xml:space="preserve">La voix de </w:t>
-      </w:r>
-      <w:proofErr w:type="spellStart"/>
-      <w:proofErr w:type="gramStart"/>
-      <w:r>
-        <w:rPr>
-          <w:lang w:val="en-US"/>
-        </w:rPr>
-        <w:t>yoda</w:t>
-      </w:r>
-      <w:proofErr w:type="spellEnd"/>
-      <w:r>
-        <w:rPr>
-          <w:lang w:val="en-US"/>
-        </w:rPr>
-        <w:t xml:space="preserve"> :</w:t>
-      </w:r>
-      <w:proofErr w:type="gramEnd"/>
-      <w:r>
-        <w:rPr>
-          <w:lang w:val="en-US"/>
-        </w:rPr>
-        <w:t xml:space="preserve">  "long time I have waited for this </w:t>
-      </w:r>
-      <w:proofErr w:type="gramStart"/>
-      <w:r>
-        <w:rPr>
-          <w:lang w:val="en-US"/>
-        </w:rPr>
-        <w:t>moment :</w:t>
-      </w:r>
-      <w:proofErr w:type="gramEnd"/>
-      <w:r>
-        <w:rPr>
-          <w:lang w:val="en-US"/>
-        </w:rPr>
-        <w:t xml:space="preserve"> " the </w:t>
-      </w:r>
-      <w:proofErr w:type="spellStart"/>
-      <w:proofErr w:type="gramStart"/>
-      <w:r>
-        <w:rPr>
-          <w:lang w:val="en-US"/>
-        </w:rPr>
-        <w:t>D.ream</w:t>
-      </w:r>
-      <w:proofErr w:type="spellEnd"/>
-      <w:proofErr w:type="gramEnd"/>
-      <w:r>
-        <w:rPr>
-          <w:lang w:val="en-US"/>
-        </w:rPr>
-        <w:t xml:space="preserve"> meets </w:t>
-      </w:r>
-      <w:proofErr w:type="spellStart"/>
-      <w:proofErr w:type="gramStart"/>
-      <w:r>
-        <w:rPr>
-          <w:lang w:val="en-US"/>
-        </w:rPr>
-        <w:t>D.Truth</w:t>
-      </w:r>
-      <w:proofErr w:type="spellEnd"/>
-      <w:proofErr w:type="gramEnd"/>
-      <w:r>
-        <w:rPr>
-          <w:lang w:val="en-US"/>
-        </w:rPr>
-        <w:t xml:space="preserve"> "At the end a </w:t>
-      </w:r>
-      <w:proofErr w:type="gramStart"/>
-      <w:r>
-        <w:rPr>
-          <w:lang w:val="en-US"/>
-        </w:rPr>
-        <w:t>message :</w:t>
-      </w:r>
-      <w:proofErr w:type="gramEnd"/>
-      <w:r>
-        <w:rPr>
-          <w:lang w:val="en-US"/>
-        </w:rPr>
-        <w:t xml:space="preserve"> "everything related is inspired by </w:t>
-      </w:r>
-      <w:proofErr w:type="spellStart"/>
-      <w:proofErr w:type="gramStart"/>
-      <w:r>
-        <w:rPr>
-          <w:lang w:val="en-US"/>
-        </w:rPr>
-        <w:t>D.Truth</w:t>
-      </w:r>
-      <w:proofErr w:type="spellEnd"/>
-      <w:proofErr w:type="gramEnd"/>
-      <w:r>
-        <w:rPr>
-          <w:lang w:val="en-US"/>
-        </w:rPr>
-        <w:t xml:space="preserve">, all characters are pure ... divine... coincidence. </w:t>
+        <w:t xml:space="preserve">La voix de yoda :  "long time I have waited for this moment : " the D.ream meets D.Truth "At the end a message : "everything related is inspired by D.Truth, all characters are pure ... divine... coincidence. </w:t>
       </w:r>
       <w:r>
         <w:rPr>
           <w:lang w:val="en-US"/>
         </w:rPr>
         <w:br/>
-        <w:t xml:space="preserve">The events </w:t>
-      </w:r>
-      <w:proofErr w:type="gramStart"/>
+        <w:t>The events has not occurred...yet.</w:t>
+      </w:r>
+    </w:p>
+    <w:p>
       <w:r>
         <w:rPr>
           <w:lang w:val="en-US"/>
         </w:rPr>
-        <w:t>has</w:t>
-      </w:r>
-      <w:proofErr w:type="gramEnd"/>
-      <w:r>
-        <w:rPr>
-          <w:lang w:val="en-US"/>
-        </w:rPr>
-        <w:t xml:space="preserve"> not occurred...yet.</w:t>
-      </w:r>
-    </w:p>
-    <w:p>
-      <w:r>
-        <w:rPr>
-          <w:lang w:val="en-US"/>
-        </w:rPr>
-        <w:t>It's up to you to make those truths and nourish this peaceful dream</w:t>
-      </w:r>
-      <w:proofErr w:type="gramStart"/>
-      <w:r>
-        <w:rPr>
-          <w:lang w:val="en-US"/>
-        </w:rPr>
-        <w:t xml:space="preserve">. </w:t>
+        <w:t xml:space="preserve">It's up to you to make those truths and nourish this peaceful dream. </w:t>
       </w:r>
       <w:r>
         <w:t>"</w:t>
       </w:r>
-      <w:proofErr w:type="gramEnd"/>
-    </w:p>
-    <w:p>
-      <w:r>
-        <w:t xml:space="preserve">White </w:t>
-      </w:r>
-      <w:proofErr w:type="spellStart"/>
-      <w:r>
-        <w:t>mirror</w:t>
-      </w:r>
-      <w:proofErr w:type="spellEnd"/>
-      <w:r>
-        <w:t xml:space="preserve"> intro fin</w:t>
-      </w:r>
-    </w:p>
-    <w:p>
-      <w:r>
-        <w:t> </w:t>
-      </w:r>
-    </w:p>
-    <w:p>
-      <w:r>
-        <w:t> </w:t>
-      </w:r>
-    </w:p>
-    <w:p>
-      <w:r>
-        <w:t> </w:t>
-      </w:r>
-    </w:p>
-    <w:p>
-      <w:r>
-        <w:t> </w:t>
-      </w:r>
-    </w:p>
-    <w:p>
-      <w:proofErr w:type="spellStart"/>
+    </w:p>
+    <w:p>
+      <w:r>
+        <w:t>White mirror intro fin</w:t>
+      </w:r>
+    </w:p>
+    <w:p>
+      <w:r>
+        <w:t> </w:t>
+      </w:r>
+    </w:p>
+    <w:p>
+      <w:r>
+        <w:t> </w:t>
+      </w:r>
+    </w:p>
+    <w:p>
+      <w:r>
+        <w:t> </w:t>
+      </w:r>
+    </w:p>
+    <w:p>
+      <w:r>
+        <w:t> </w:t>
+      </w:r>
+    </w:p>
+    <w:p>
       <w:r>
         <w:rPr>
           <w:b/>
           <w:bCs/>
         </w:rPr>
-        <w:t>Scene</w:t>
-      </w:r>
-      <w:proofErr w:type="spellEnd"/>
-      <w:r>
-        <w:rPr>
-          <w:b/>
-          <w:bCs/>
-        </w:rPr>
-        <w:t xml:space="preserve"> débat sur le Karma </w:t>
+        <w:t xml:space="preserve">Scene débat sur le Karma </w:t>
       </w:r>
     </w:p>
     <w:p>
@@ -970,32 +530,14 @@
       </w:r>
     </w:p>
     <w:p>
-      <w:proofErr w:type="spellStart"/>
-      <w:r>
-        <w:t>Siddartha</w:t>
-      </w:r>
-      <w:proofErr w:type="spellEnd"/>
-      <w:r>
-        <w:t xml:space="preserve"> - prof de philosophie</w:t>
-      </w:r>
-      <w:proofErr w:type="gramStart"/>
-      <w:r>
-        <w:t xml:space="preserve"> ..</w:t>
-      </w:r>
-      <w:proofErr w:type="gramEnd"/>
-      <w:r>
-        <w:t xml:space="preserve"> Indien</w:t>
-      </w:r>
-    </w:p>
-    <w:p>
-      <w:r>
-        <w:t xml:space="preserve">Mamie Coco - </w:t>
-      </w:r>
-      <w:proofErr w:type="gramStart"/>
-      <w:r>
-        <w:t>une retraité française</w:t>
-      </w:r>
-      <w:proofErr w:type="gramEnd"/>
+      <w:r>
+        <w:t>Siddartha - prof de philosophie .. Indien</w:t>
+      </w:r>
+    </w:p>
+    <w:p>
+      <w:r>
+        <w:t>Mamie Coco - une retraité française</w:t>
+      </w:r>
     </w:p>
     <w:p>
       <w:r>
@@ -1014,28 +556,12 @@
     </w:p>
     <w:p>
       <w:r>
-        <w:t xml:space="preserve">Session de question réponse avec </w:t>
-      </w:r>
-      <w:proofErr w:type="spellStart"/>
-      <w:r>
-        <w:t>Siddartha</w:t>
-      </w:r>
-      <w:proofErr w:type="spellEnd"/>
-      <w:r>
-        <w:t xml:space="preserve"> en guru.</w:t>
-      </w:r>
-    </w:p>
-    <w:p>
-      <w:r>
-        <w:t>**</w:t>
-      </w:r>
-      <w:proofErr w:type="spellStart"/>
-      <w:r>
-        <w:t>Siddartha</w:t>
-      </w:r>
-      <w:proofErr w:type="spellEnd"/>
-      <w:r>
-        <w:t>** :</w:t>
+        <w:t>Session de question réponse avec Siddartha en guru.</w:t>
+      </w:r>
+    </w:p>
+    <w:p>
+      <w:r>
+        <w:t>**Siddartha** :</w:t>
       </w:r>
     </w:p>
     <w:p>
@@ -1050,31 +576,7 @@
     </w:p>
     <w:p>
       <w:r>
-        <w:t xml:space="preserve">Oui, il va tout d'abord pleure, mais après qu'il </w:t>
-      </w:r>
-      <w:proofErr w:type="gramStart"/>
-      <w:r>
-        <w:t>ait</w:t>
-      </w:r>
-      <w:proofErr w:type="gramEnd"/>
-      <w:r>
-        <w:t xml:space="preserve"> séché ses dernières larmes, il va commencer à jouer avec le sol qui est devenu pour lui de la lave. Il revient à </w:t>
-      </w:r>
-      <w:proofErr w:type="gramStart"/>
-      <w:r>
-        <w:t>sa vrai nature heureux</w:t>
-      </w:r>
-      <w:proofErr w:type="gramEnd"/>
-      <w:r>
-        <w:t xml:space="preserve"> ! (</w:t>
-      </w:r>
-      <w:proofErr w:type="gramStart"/>
-      <w:r>
-        <w:t>il</w:t>
-      </w:r>
-      <w:proofErr w:type="gramEnd"/>
-      <w:r>
-        <w:t xml:space="preserve"> sourit subtilement)</w:t>
+        <w:t>Oui, il va tout d'abord pleure, mais après qu'il ait séché ses dernières larmes, il va commencer à jouer avec le sol qui est devenu pour lui de la lave. Il revient à sa vrai nature heureux ! (il sourit subtilement)</w:t>
       </w:r>
     </w:p>
     <w:p>
@@ -1099,36 +601,12 @@
     </w:p>
     <w:p>
       <w:r>
-        <w:t>**</w:t>
-      </w:r>
-      <w:proofErr w:type="spellStart"/>
-      <w:r>
-        <w:t>Siddartha</w:t>
-      </w:r>
-      <w:proofErr w:type="spellEnd"/>
-      <w:r>
-        <w:t>**</w:t>
-      </w:r>
-    </w:p>
-    <w:p>
-      <w:r>
-        <w:t>Jim-</w:t>
-      </w:r>
-      <w:proofErr w:type="spellStart"/>
-      <w:r>
-        <w:t>ji</w:t>
-      </w:r>
-      <w:proofErr w:type="spellEnd"/>
-      <w:r>
-        <w:t xml:space="preserve">, le petit </w:t>
-      </w:r>
-      <w:proofErr w:type="gramStart"/>
-      <w:r>
-        <w:t>génie ,</w:t>
-      </w:r>
-      <w:proofErr w:type="gramEnd"/>
-      <w:r>
-        <w:t xml:space="preserve"> (la salle rigole) oui effectivement, tu as raison.</w:t>
+        <w:t>**Siddartha**</w:t>
+      </w:r>
+    </w:p>
+    <w:p>
+      <w:r>
+        <w:t>Jim-ji, le petit génie , (la salle rigole) oui effectivement, tu as raison.</w:t>
       </w:r>
     </w:p>
     <w:p>
@@ -1153,54 +631,22 @@
     </w:p>
     <w:p>
       <w:r>
-        <w:t xml:space="preserve">Mais un enfant est-il heureux </w:t>
-      </w:r>
-      <w:proofErr w:type="gramStart"/>
-      <w:r>
-        <w:t>si il</w:t>
-      </w:r>
-      <w:proofErr w:type="gramEnd"/>
-      <w:r>
-        <w:t xml:space="preserve"> est en guerre ?</w:t>
-      </w:r>
-    </w:p>
-    <w:p>
-      <w:r>
-        <w:t> </w:t>
-      </w:r>
-    </w:p>
-    <w:p>
-      <w:r>
-        <w:t>**</w:t>
-      </w:r>
-      <w:proofErr w:type="spellStart"/>
-      <w:r>
-        <w:t>Siddartha</w:t>
-      </w:r>
-      <w:proofErr w:type="spellEnd"/>
-      <w:r>
-        <w:t>** (observe mamie Coco en silence, puis sourit)</w:t>
-      </w:r>
-    </w:p>
-    <w:p>
-      <w:r>
-        <w:t xml:space="preserve">C'est une question que l'on m'a souvent </w:t>
-      </w:r>
-      <w:proofErr w:type="gramStart"/>
-      <w:r>
-        <w:t>posé</w:t>
-      </w:r>
-      <w:proofErr w:type="gramEnd"/>
-      <w:r>
-        <w:t xml:space="preserve">. Et je réponds </w:t>
-      </w:r>
-      <w:proofErr w:type="gramStart"/>
-      <w:r>
-        <w:t>a</w:t>
-      </w:r>
-      <w:proofErr w:type="gramEnd"/>
-      <w:r>
-        <w:t xml:space="preserve"> cette question : "Karma" (silence, il ferme les yeux)</w:t>
+        <w:t>Mais un enfant est-il heureux si il est en guerre ?</w:t>
+      </w:r>
+    </w:p>
+    <w:p>
+      <w:r>
+        <w:t> </w:t>
+      </w:r>
+    </w:p>
+    <w:p>
+      <w:r>
+        <w:t>**Siddartha** (observe mamie Coco en silence, puis sourit)</w:t>
+      </w:r>
+    </w:p>
+    <w:p>
+      <w:r>
+        <w:t>C'est une question que l'on m'a souvent posé. Et je réponds a cette question : "Karma" (silence, il ferme les yeux)</w:t>
       </w:r>
     </w:p>
     <w:p>
@@ -1211,15 +657,7 @@
     <w:p>
       <w:r>
         <w:lastRenderedPageBreak/>
-        <w:t xml:space="preserve">Prenez </w:t>
-      </w:r>
-      <w:proofErr w:type="gramStart"/>
-      <w:r>
-        <w:t>un criminelle</w:t>
-      </w:r>
-      <w:proofErr w:type="gramEnd"/>
-      <w:r>
-        <w:t xml:space="preserve"> de guerre… comme…</w:t>
+        <w:t>Prenez un criminelle de guerre… comme…</w:t>
       </w:r>
     </w:p>
     <w:p>
@@ -1244,33 +682,17 @@
     </w:p>
     <w:p>
       <w:r>
-        <w:t>(</w:t>
-      </w:r>
-      <w:proofErr w:type="gramStart"/>
-      <w:r>
-        <w:t>rires</w:t>
-      </w:r>
-      <w:proofErr w:type="gramEnd"/>
-      <w:r>
-        <w:t>)</w:t>
-      </w:r>
-    </w:p>
-    <w:p>
-      <w:r>
-        <w:t> </w:t>
-      </w:r>
-    </w:p>
-    <w:p>
-      <w:r>
-        <w:t>**</w:t>
-      </w:r>
-      <w:proofErr w:type="spellStart"/>
-      <w:r>
-        <w:t>Siddartha</w:t>
-      </w:r>
-      <w:proofErr w:type="spellEnd"/>
-      <w:r>
-        <w:t>** (souriant mais les yeux sont fermés)</w:t>
+        <w:t>(rires)</w:t>
+      </w:r>
+    </w:p>
+    <w:p>
+      <w:r>
+        <w:t> </w:t>
+      </w:r>
+    </w:p>
+    <w:p>
+      <w:r>
+        <w:t>**Siddartha** (souriant mais les yeux sont fermés)</w:t>
       </w:r>
     </w:p>
     <w:p>
@@ -1290,15 +712,7 @@
       </w:r>
       <w:r>
         <w:br/>
-        <w:t xml:space="preserve">Le Karma ne concerne pas seulement une personne mais peut également concerner un groupe de personne </w:t>
-      </w:r>
-      <w:proofErr w:type="gramStart"/>
-      <w:r>
-        <w:t>voir</w:t>
-      </w:r>
-      <w:proofErr w:type="gramEnd"/>
-      <w:r>
-        <w:t xml:space="preserve"> même un Pays…</w:t>
+        <w:t>Le Karma ne concerne pas seulement une personne mais peut également concerner un groupe de personne voir même un Pays…</w:t>
       </w:r>
     </w:p>
     <w:p>
@@ -1338,15 +752,7 @@
     </w:p>
     <w:p>
       <w:r>
-        <w:t xml:space="preserve">Pourquoi </w:t>
-      </w:r>
-      <w:proofErr w:type="gramStart"/>
-      <w:r>
-        <w:t>devront nous</w:t>
-      </w:r>
-      <w:proofErr w:type="gramEnd"/>
-      <w:r>
-        <w:t xml:space="preserve"> être éternellement puni ou récompensés pour une seule vie ?</w:t>
+        <w:t>Pourquoi devront nous être éternellement puni ou récompensés pour une seule vie ?</w:t>
       </w:r>
     </w:p>
     <w:p>
@@ -1361,36 +767,12 @@
     </w:p>
     <w:p>
       <w:r>
-        <w:t>**</w:t>
-      </w:r>
-      <w:proofErr w:type="spellStart"/>
-      <w:r>
-        <w:t>Siddartha</w:t>
-      </w:r>
-      <w:proofErr w:type="spellEnd"/>
-      <w:r>
-        <w:t>** (rouvre les yeux et rit)</w:t>
-      </w:r>
-    </w:p>
-    <w:p>
-      <w:r>
-        <w:t xml:space="preserve">Jim </w:t>
-      </w:r>
-      <w:proofErr w:type="spellStart"/>
-      <w:r>
-        <w:t>ji</w:t>
-      </w:r>
-      <w:proofErr w:type="spellEnd"/>
-      <w:r>
-        <w:t xml:space="preserve"> vous êtes vraiment un génie ! (</w:t>
-      </w:r>
-      <w:proofErr w:type="gramStart"/>
-      <w:r>
-        <w:t>rires</w:t>
-      </w:r>
-      <w:proofErr w:type="gramEnd"/>
-      <w:r>
-        <w:t xml:space="preserve"> dans la salle)</w:t>
+        <w:t>**Siddartha** (rouvre les yeux et rit)</w:t>
+      </w:r>
+    </w:p>
+    <w:p>
+      <w:r>
+        <w:t>Jim ji vous êtes vraiment un génie ! (rires dans la salle)</w:t>
       </w:r>
     </w:p>
     <w:p>
@@ -1400,152 +782,54 @@
     </w:p>
     <w:p>
       <w:r>
-        <w:t xml:space="preserve">Pour répondre à ta question mamie Coco </w:t>
-      </w:r>
-      <w:proofErr w:type="spellStart"/>
-      <w:r>
-        <w:t>ji</w:t>
-      </w:r>
-      <w:proofErr w:type="spellEnd"/>
-      <w:r>
-        <w:t xml:space="preserve">, un enfant dans un pays en guerre peut être heureux, ça sera difficile mais pas impossible. C'est pour cela que les sages nous ont transmis ce savoir depuis des millénaires afin que nous </w:t>
-      </w:r>
-      <w:proofErr w:type="gramStart"/>
-      <w:r>
-        <w:t>éveillons</w:t>
-      </w:r>
-      <w:proofErr w:type="gramEnd"/>
-      <w:r>
-        <w:t xml:space="preserve"> à notre vraie nature, le </w:t>
-      </w:r>
-      <w:proofErr w:type="spellStart"/>
-      <w:r>
-        <w:t>Purusha</w:t>
-      </w:r>
-      <w:proofErr w:type="spellEnd"/>
-      <w:r>
-        <w:t xml:space="preserve"> - l'Âme.</w:t>
+        <w:t>Pour répondre à ta question mamie Coco ji, un enfant dans un pays en guerre peut être heureux, ça sera difficile mais pas impossible. C'est pour cela que les sages nous ont transmis ce savoir depuis des millénaires afin que nous éveillons à notre vraie nature, le Purusha - l'Âme.</w:t>
       </w:r>
     </w:p>
     <w:p>
       <w:r>
         <w:lastRenderedPageBreak/>
-        <w:t xml:space="preserve">Lorsqu'un esprit est éveillé au </w:t>
-      </w:r>
-      <w:proofErr w:type="spellStart"/>
-      <w:r>
-        <w:t>Purusha</w:t>
-      </w:r>
-      <w:proofErr w:type="spellEnd"/>
-      <w:r>
-        <w:t xml:space="preserve">, il est immédiatement Heureux. Le pire des criminelles peut se retrouver à pleurer comme un enfant </w:t>
-      </w:r>
-      <w:proofErr w:type="gramStart"/>
-      <w:r>
-        <w:t>si il</w:t>
-      </w:r>
-      <w:proofErr w:type="gramEnd"/>
-      <w:r>
-        <w:t xml:space="preserve"> prend conscience de son Purusa…</w:t>
-      </w:r>
-    </w:p>
-    <w:p>
-      <w:r>
-        <w:t> </w:t>
-      </w:r>
-    </w:p>
-    <w:p>
-      <w:proofErr w:type="gramStart"/>
-      <w:r>
-        <w:t>Et</w:t>
-      </w:r>
-      <w:proofErr w:type="gramEnd"/>
-      <w:r>
-        <w:t xml:space="preserve"> bien je vois que la </w:t>
-      </w:r>
-      <w:proofErr w:type="spellStart"/>
-      <w:r>
-        <w:t>derniere</w:t>
-      </w:r>
-      <w:proofErr w:type="spellEnd"/>
-      <w:r>
-        <w:t xml:space="preserve"> heure de cours s'achève, prenez une pause méditative.</w:t>
-      </w:r>
-    </w:p>
-    <w:p>
-      <w:r>
-        <w:t> </w:t>
-      </w:r>
-    </w:p>
-    <w:p>
-      <w:r>
-        <w:t> </w:t>
-      </w:r>
-    </w:p>
-    <w:p>
-      <w:r>
-        <w:t> </w:t>
-      </w:r>
-    </w:p>
-    <w:p>
-      <w:r>
-        <w:t xml:space="preserve">**Siddhartha et les </w:t>
-      </w:r>
-      <w:proofErr w:type="spellStart"/>
-      <w:r>
-        <w:t>eleves</w:t>
-      </w:r>
-      <w:proofErr w:type="spellEnd"/>
-      <w:r>
-        <w:t>**</w:t>
-      </w:r>
-    </w:p>
-    <w:p>
-      <w:r>
-        <w:t>(</w:t>
-      </w:r>
-      <w:proofErr w:type="gramStart"/>
-      <w:r>
-        <w:t>les</w:t>
-      </w:r>
-      <w:proofErr w:type="gramEnd"/>
-      <w:r>
-        <w:t xml:space="preserve"> paroles </w:t>
-      </w:r>
-      <w:proofErr w:type="gramStart"/>
-      <w:r>
-        <w:t>apparait</w:t>
-      </w:r>
-      <w:proofErr w:type="gramEnd"/>
-      <w:r>
-        <w:t>)</w:t>
-      </w:r>
-    </w:p>
-    <w:p>
-      <w:r>
-        <w:t xml:space="preserve">Om </w:t>
-      </w:r>
-      <w:proofErr w:type="spellStart"/>
-      <w:r>
-        <w:t>asato</w:t>
-      </w:r>
-      <w:proofErr w:type="spellEnd"/>
-      <w:r>
-        <w:t xml:space="preserve"> ma </w:t>
-      </w:r>
-      <w:proofErr w:type="spellStart"/>
-      <w:r>
-        <w:t>sad</w:t>
-      </w:r>
-      <w:proofErr w:type="spellEnd"/>
-      <w:r>
-        <w:t xml:space="preserve"> </w:t>
-      </w:r>
-      <w:proofErr w:type="spellStart"/>
-      <w:r>
-        <w:t>gamaya</w:t>
-      </w:r>
-      <w:proofErr w:type="spellEnd"/>
+        <w:t>Lorsqu'un esprit est éveillé au Purusha, il est immédiatement Heureux. Le pire des criminelles peut se retrouver à pleurer comme un enfant si il prend conscience de son Purusa…</w:t>
+      </w:r>
+    </w:p>
+    <w:p>
+      <w:r>
+        <w:t> </w:t>
+      </w:r>
+    </w:p>
+    <w:p>
+      <w:r>
+        <w:t>Et bien je vois que la derniere heure de cours s'achève, prenez une pause méditative.</w:t>
+      </w:r>
+    </w:p>
+    <w:p>
+      <w:r>
+        <w:t> </w:t>
+      </w:r>
+    </w:p>
+    <w:p>
+      <w:r>
+        <w:t> </w:t>
+      </w:r>
+    </w:p>
+    <w:p>
+      <w:r>
+        <w:t> </w:t>
+      </w:r>
+    </w:p>
+    <w:p>
+      <w:r>
+        <w:t>**Siddhartha et les eleves**</w:t>
+      </w:r>
+    </w:p>
+    <w:p>
+      <w:r>
+        <w:t>(les paroles apparait)</w:t>
+      </w:r>
+    </w:p>
+    <w:p>
+      <w:r>
+        <w:t>Om asato ma sad gamaya</w:t>
+      </w:r>
     </w:p>
     <w:p>
       <w:r>
@@ -1558,27 +842,9 @@
       </w:r>
     </w:p>
     <w:p>
-      <w:proofErr w:type="spellStart"/>
-      <w:r>
-        <w:t>Tamaso</w:t>
-      </w:r>
-      <w:proofErr w:type="spellEnd"/>
-      <w:r>
-        <w:t xml:space="preserve"> ma </w:t>
-      </w:r>
-      <w:proofErr w:type="spellStart"/>
-      <w:r>
-        <w:t>jyotir</w:t>
-      </w:r>
-      <w:proofErr w:type="spellEnd"/>
-      <w:r>
-        <w:t xml:space="preserve"> </w:t>
-      </w:r>
-      <w:proofErr w:type="spellStart"/>
-      <w:r>
-        <w:t>gamaya</w:t>
-      </w:r>
-      <w:proofErr w:type="spellEnd"/>
+      <w:r>
+        <w:t>Tamaso ma jyotir gamaya</w:t>
+      </w:r>
     </w:p>
     <w:p>
       <w:r>
@@ -1591,27 +857,9 @@
       </w:r>
     </w:p>
     <w:p>
-      <w:proofErr w:type="spellStart"/>
-      <w:r>
-        <w:t>Mrityor</w:t>
-      </w:r>
-      <w:proofErr w:type="spellEnd"/>
-      <w:r>
-        <w:t xml:space="preserve"> ma </w:t>
-      </w:r>
-      <w:proofErr w:type="spellStart"/>
-      <w:r>
-        <w:t>amritam</w:t>
-      </w:r>
-      <w:proofErr w:type="spellEnd"/>
-      <w:r>
-        <w:t xml:space="preserve"> </w:t>
-      </w:r>
-      <w:proofErr w:type="spellStart"/>
-      <w:r>
-        <w:t>gamaya</w:t>
-      </w:r>
-      <w:proofErr w:type="spellEnd"/>
+      <w:r>
+        <w:t>Mrityor ma amritam gamaya</w:t>
+      </w:r>
     </w:p>
     <w:p>
       <w:r>
@@ -1630,29 +878,8 @@
     </w:p>
     <w:p>
       <w:r>
-        <w:t xml:space="preserve">Om </w:t>
-      </w:r>
-      <w:proofErr w:type="spellStart"/>
-      <w:r>
-        <w:t>shanti</w:t>
-      </w:r>
-      <w:proofErr w:type="spellEnd"/>
-      <w:r>
-        <w:t xml:space="preserve"> </w:t>
-      </w:r>
-      <w:proofErr w:type="spellStart"/>
-      <w:r>
-        <w:t>shanti</w:t>
-      </w:r>
-      <w:proofErr w:type="spellEnd"/>
-      <w:r>
-        <w:t xml:space="preserve"> </w:t>
-      </w:r>
-      <w:proofErr w:type="spellStart"/>
-      <w:r>
-        <w:t>shanti</w:t>
-      </w:r>
-      <w:proofErr w:type="spellEnd"/>
+        <w:t>Om shanti shanti shanti</w:t>
+      </w:r>
     </w:p>
     <w:p>
       <w:r>
@@ -1671,13 +898,8 @@
     </w:p>
     <w:p>
       <w:r>
-        <w:t xml:space="preserve">Fin de </w:t>
-      </w:r>
-      <w:proofErr w:type="spellStart"/>
-      <w:r>
-        <w:t>scene</w:t>
-      </w:r>
-      <w:proofErr w:type="spellEnd"/>
+        <w:t>Fin de scene</w:t>
+      </w:r>
     </w:p>
     <w:p>
       <w:r>
@@ -1691,120 +913,28 @@
     </w:p>
     <w:p>
       <w:r>
-        <w:t xml:space="preserve">Apparaît </w:t>
-      </w:r>
-      <w:proofErr w:type="spellStart"/>
+        <w:t>Apparaît Phalouss en T shirt short sandale et Bob. Il tient et s'appuie sur un rateau d'un potager, derriere lui on voit un robot ratisser parfaitement une large portion de terrain.</w:t>
+      </w:r>
+    </w:p>
+    <w:p>
+      <w:r>
+        <w:t> </w:t>
+      </w:r>
+    </w:p>
+    <w:p>
       <w:r>
         <w:t>Phalouss</w:t>
       </w:r>
-      <w:proofErr w:type="spellEnd"/>
-      <w:r>
-        <w:t xml:space="preserve"> en T </w:t>
-      </w:r>
-      <w:proofErr w:type="spellStart"/>
-      <w:r>
-        <w:t>shirt</w:t>
-      </w:r>
-      <w:proofErr w:type="spellEnd"/>
-      <w:r>
-        <w:t xml:space="preserve"> short sandale et Bob. Il tient et s'appuie sur un </w:t>
-      </w:r>
-      <w:proofErr w:type="spellStart"/>
-      <w:r>
-        <w:t>rateau</w:t>
-      </w:r>
-      <w:proofErr w:type="spellEnd"/>
-      <w:r>
-        <w:t xml:space="preserve"> d'un potager, </w:t>
-      </w:r>
-      <w:proofErr w:type="spellStart"/>
-      <w:r>
-        <w:t>derriere</w:t>
-      </w:r>
-      <w:proofErr w:type="spellEnd"/>
-      <w:r>
-        <w:t xml:space="preserve"> lui on voit un robot ratisser parfaitement une large portion de terrain.</w:t>
-      </w:r>
-    </w:p>
-    <w:p>
-      <w:r>
-        <w:t> </w:t>
-      </w:r>
-    </w:p>
-    <w:p>
-      <w:proofErr w:type="spellStart"/>
-      <w:r>
-        <w:t>Phalouss</w:t>
-      </w:r>
-      <w:proofErr w:type="spellEnd"/>
-    </w:p>
-    <w:p>
-      <w:r>
-        <w:t>[</w:t>
-      </w:r>
-      <w:proofErr w:type="spellStart"/>
-      <w:r>
-        <w:t>Phalouss</w:t>
-      </w:r>
-      <w:proofErr w:type="spellEnd"/>
-      <w:r>
-        <w:t xml:space="preserve"> DT </w:t>
-      </w:r>
-      <w:proofErr w:type="spellStart"/>
-      <w:r>
-        <w:t>Reveur</w:t>
-      </w:r>
-      <w:proofErr w:type="spellEnd"/>
-      <w:r>
-        <w:t xml:space="preserve"> anonyme </w:t>
-      </w:r>
-      <w:proofErr w:type="spellStart"/>
-      <w:r>
-        <w:t>TruthID</w:t>
-      </w:r>
-      <w:proofErr w:type="spellEnd"/>
-      <w:r>
-        <w:t xml:space="preserve"> (vérifié) Eternal </w:t>
-      </w:r>
-      <w:proofErr w:type="spellStart"/>
-      <w:r>
-        <w:t>Sadhaka</w:t>
-      </w:r>
-      <w:proofErr w:type="spellEnd"/>
-      <w:r>
-        <w:t xml:space="preserve"> $</w:t>
-      </w:r>
-      <w:proofErr w:type="spellStart"/>
-      <w:proofErr w:type="gramStart"/>
-      <w:r>
-        <w:t>D.Worth</w:t>
-      </w:r>
-      <w:proofErr w:type="spellEnd"/>
-      <w:proofErr w:type="gramEnd"/>
-      <w:r>
-        <w:t xml:space="preserve"> XXX.XXX.XXX (Infos membres SADAKAH uniquement) </w:t>
+    </w:p>
+    <w:p>
+      <w:r>
+        <w:t xml:space="preserve">[Phalouss DT Reveur anonyme TruthID (vérifié) Eternal Sadhaka $D.Worth XXX.XXX.XXX (Infos membres SADAKAH uniquement) </w:t>
       </w:r>
     </w:p>
     <w:p>
       <w:r>
         <w:lastRenderedPageBreak/>
-        <w:t xml:space="preserve">IAC mentors : [Pachamama, </w:t>
-      </w:r>
-      <w:proofErr w:type="spellStart"/>
-      <w:r>
-        <w:t>Aborigen</w:t>
-      </w:r>
-      <w:proofErr w:type="spellEnd"/>
-      <w:r>
-        <w:t xml:space="preserve">, Maha </w:t>
-      </w:r>
-      <w:proofErr w:type="spellStart"/>
-      <w:r>
-        <w:t>dewa</w:t>
-      </w:r>
-      <w:proofErr w:type="spellEnd"/>
-      <w:r>
-        <w:t xml:space="preserve">, ... cliquez ici pour plus d’infos] </w:t>
+        <w:t xml:space="preserve">IAC mentors : [Pachamama, Aborigen, Maha dewa, ... cliquez ici pour plus d’infos] </w:t>
       </w:r>
     </w:p>
     <w:p>
@@ -1814,52 +944,12 @@
     </w:p>
     <w:p>
       <w:r>
-        <w:t xml:space="preserve">Salut à tous ! Vous me reconnaissez ? Je suis apparu dans le premier épisode de White </w:t>
-      </w:r>
-      <w:proofErr w:type="spellStart"/>
-      <w:r>
-        <w:t>mirror</w:t>
-      </w:r>
-      <w:proofErr w:type="spellEnd"/>
-      <w:r>
-        <w:t xml:space="preserve">, c'est moi le pote de Monkey </w:t>
-      </w:r>
-      <w:proofErr w:type="gramStart"/>
-      <w:r>
-        <w:t>…(</w:t>
-      </w:r>
-      <w:proofErr w:type="gramEnd"/>
-      <w:r>
-        <w:t>il sourit puis fais une moue)</w:t>
-      </w:r>
-    </w:p>
-    <w:p>
-      <w:r>
-        <w:t xml:space="preserve">Mouais </w:t>
-      </w:r>
-      <w:proofErr w:type="gramStart"/>
-      <w:r>
-        <w:t>vous vous souvenez pas</w:t>
-      </w:r>
-      <w:proofErr w:type="gramEnd"/>
-      <w:r>
-        <w:t xml:space="preserve"> de moi, ce n'est pas grave. Aujourd'hui je suis venu du pack d'autonomie de la DTC - le </w:t>
-      </w:r>
-      <w:proofErr w:type="spellStart"/>
-      <w:r>
-        <w:t>Dream</w:t>
-      </w:r>
-      <w:proofErr w:type="spellEnd"/>
-      <w:r>
-        <w:t xml:space="preserve"> Truth Pack" pour tous les membres au rang de </w:t>
-      </w:r>
-      <w:proofErr w:type="spellStart"/>
-      <w:r>
-        <w:t>Sadakah</w:t>
-      </w:r>
-      <w:proofErr w:type="spellEnd"/>
-      <w:r>
-        <w:t>.</w:t>
+        <w:t>Salut à tous ! Vous me reconnaissez ? Je suis apparu dans le premier épisode de White mirror, c'est moi le pote de Monkey …(il sourit puis fais une moue)</w:t>
+      </w:r>
+    </w:p>
+    <w:p>
+      <w:r>
+        <w:t>Mouais vous vous souvenez pas de moi, ce n'est pas grave. Aujourd'hui je suis venu du pack d'autonomie de la DTC - le Dream Truth Pack" pour tous les membres au rang de Sadakah.</w:t>
       </w:r>
     </w:p>
     <w:p>
@@ -1890,91 +980,27 @@
     </w:p>
     <w:p>
       <w:r>
-        <w:t xml:space="preserve">Un terrain de deux hectares avec (image d'un énorme terrain de </w:t>
-      </w:r>
-      <w:proofErr w:type="gramStart"/>
-      <w:r>
-        <w:t>deux hectare</w:t>
-      </w:r>
-      <w:proofErr w:type="gramEnd"/>
-      <w:r>
-        <w:t xml:space="preserve"> dans la campagne française)</w:t>
-      </w:r>
-    </w:p>
-    <w:p>
-      <w:r>
-        <w:t xml:space="preserve">Cela vous permettra de développer votre propre espace </w:t>
-      </w:r>
-      <w:proofErr w:type="spellStart"/>
-      <w:r>
-        <w:t>familliale</w:t>
-      </w:r>
-      <w:proofErr w:type="spellEnd"/>
-      <w:r>
-        <w:t>, en fonction de vos goûts et couleur via l'interface DT home</w:t>
-      </w:r>
-    </w:p>
-    <w:p>
-      <w:r>
-        <w:t>(</w:t>
-      </w:r>
-      <w:proofErr w:type="gramStart"/>
-      <w:r>
-        <w:t>images</w:t>
-      </w:r>
-      <w:proofErr w:type="gramEnd"/>
-      <w:r>
-        <w:t xml:space="preserve"> de </w:t>
-      </w:r>
-      <w:proofErr w:type="gramStart"/>
-      <w:r>
-        <w:t>fermes harmonieuse</w:t>
-      </w:r>
-      <w:proofErr w:type="gramEnd"/>
-      <w:r>
-        <w:t xml:space="preserve"> et des familles qui en profite</w:t>
-      </w:r>
-    </w:p>
-    <w:p>
-      <w:r>
-        <w:t xml:space="preserve">Le pack contient bien </w:t>
-      </w:r>
-      <w:proofErr w:type="spellStart"/>
-      <w:r>
-        <w:t>evidemment</w:t>
-      </w:r>
-      <w:proofErr w:type="spellEnd"/>
-      <w:r>
-        <w:t xml:space="preserve"> tous pour une agriculture et un élevage </w:t>
-      </w:r>
-      <w:proofErr w:type="spellStart"/>
-      <w:r>
-        <w:t>equitable</w:t>
-      </w:r>
-      <w:proofErr w:type="spellEnd"/>
-      <w:r>
-        <w:t xml:space="preserve"> et sain.</w:t>
-      </w:r>
-    </w:p>
-    <w:p>
-      <w:r>
-        <w:t>(</w:t>
-      </w:r>
-      <w:proofErr w:type="gramStart"/>
-      <w:r>
-        <w:t>on</w:t>
-      </w:r>
-      <w:proofErr w:type="gramEnd"/>
-      <w:r>
-        <w:t xml:space="preserve"> voit </w:t>
-      </w:r>
-      <w:proofErr w:type="spellStart"/>
-      <w:r>
-        <w:t>Phalouss</w:t>
-      </w:r>
-      <w:proofErr w:type="spellEnd"/>
-      <w:r>
-        <w:t xml:space="preserve"> interagissant avec une interface holographique</w:t>
+        <w:t>Un terrain de deux hectares avec (image d'un énorme terrain de deux hectare dans la campagne française)</w:t>
+      </w:r>
+    </w:p>
+    <w:p>
+      <w:r>
+        <w:t>Cela vous permettra de développer votre propre espace familliale, en fonction de vos goûts et couleur via l'interface DT home</w:t>
+      </w:r>
+    </w:p>
+    <w:p>
+      <w:r>
+        <w:t>(images de fermes harmonieuse et des familles qui en profite</w:t>
+      </w:r>
+    </w:p>
+    <w:p>
+      <w:r>
+        <w:t>Le pack contient bien evidemment tous pour une agriculture et un élevage equitable et sain.</w:t>
+      </w:r>
+    </w:p>
+    <w:p>
+      <w:r>
+        <w:t>(on voit Phalouss interagissant avec une interface holographique</w:t>
       </w:r>
     </w:p>
     <w:p>
@@ -1984,60 +1010,12 @@
     </w:p>
     <w:p>
       <w:r>
-        <w:t>(</w:t>
-      </w:r>
-      <w:proofErr w:type="gramStart"/>
-      <w:r>
-        <w:t>on</w:t>
-      </w:r>
-      <w:proofErr w:type="gramEnd"/>
-      <w:r>
-        <w:t xml:space="preserve"> voit </w:t>
-      </w:r>
-      <w:proofErr w:type="spellStart"/>
-      <w:r>
-        <w:t>Phalouss</w:t>
-      </w:r>
-      <w:proofErr w:type="spellEnd"/>
-      <w:r>
-        <w:t xml:space="preserve"> organiser une livraison de tomates bio à son voisin).</w:t>
-      </w:r>
-    </w:p>
-    <w:p>
-      <w:r>
-        <w:t xml:space="preserve">Le pack d'autonomie vous donnera accès au réseau D.Net à débit quantique ! Et </w:t>
-      </w:r>
-      <w:proofErr w:type="gramStart"/>
-      <w:r>
-        <w:t>au  D.PS</w:t>
-      </w:r>
-      <w:proofErr w:type="gramEnd"/>
-      <w:r>
-        <w:t xml:space="preserve"> -Système de localisation offline indépendant développé par la DTC</w:t>
-      </w:r>
-      <w:proofErr w:type="gramStart"/>
-      <w:r>
-        <w:t>-.(</w:t>
-      </w:r>
-      <w:proofErr w:type="gramEnd"/>
-      <w:r>
-        <w:t xml:space="preserve">on voit </w:t>
-      </w:r>
-      <w:proofErr w:type="spellStart"/>
-      <w:r>
-        <w:t>phalouss</w:t>
-      </w:r>
-      <w:proofErr w:type="spellEnd"/>
-      <w:r>
-        <w:t xml:space="preserve"> prévoir une plantation de </w:t>
-      </w:r>
-      <w:proofErr w:type="spellStart"/>
-      <w:r>
-        <w:t>majijuana</w:t>
-      </w:r>
-      <w:proofErr w:type="spellEnd"/>
-      <w:r>
-        <w:t xml:space="preserve"> dans un espace commun, sur une carte 3D holographique).</w:t>
+        <w:t>(on voit Phalouss organiser une livraison de tomates bio à son voisin).</w:t>
+      </w:r>
+    </w:p>
+    <w:p>
+      <w:r>
+        <w:t>Le pack d'autonomie vous donnera accès au réseau D.Net à débit quantique ! Et au  D.PS -Système de localisation offline indépendant développé par la DTC-.(on voit phalouss prévoir une plantation de majijuana dans un espace commun, sur une carte 3D holographique).</w:t>
       </w:r>
     </w:p>
     <w:p>
@@ -2052,125 +1030,32 @@
     </w:p>
     <w:p>
       <w:r>
-        <w:t>(</w:t>
-      </w:r>
-      <w:proofErr w:type="gramStart"/>
-      <w:r>
-        <w:t>image</w:t>
-      </w:r>
-      <w:proofErr w:type="gramEnd"/>
-      <w:r>
-        <w:t xml:space="preserve"> de Momo qui monte une moto avec ses </w:t>
-      </w:r>
-      <w:proofErr w:type="gramStart"/>
-      <w:r>
-        <w:t>enfants )</w:t>
-      </w:r>
-      <w:proofErr w:type="gramEnd"/>
-    </w:p>
-    <w:p>
-      <w:r>
-        <w:t xml:space="preserve">Et le meilleur : les Karma bots de la DTC vont mettre en place un l'énergie libre dans votre espace (on voit des robots mettre en place des constructions en pierre de tours qui ressemblent </w:t>
-      </w:r>
-      <w:proofErr w:type="gramStart"/>
-      <w:r>
-        <w:t>au tours</w:t>
-      </w:r>
-      <w:proofErr w:type="gramEnd"/>
-      <w:r>
-        <w:t xml:space="preserve"> que l'on peut voir dans les temples </w:t>
-      </w:r>
-      <w:proofErr w:type="spellStart"/>
-      <w:r>
-        <w:t>néplais</w:t>
-      </w:r>
-      <w:proofErr w:type="spellEnd"/>
-      <w:r>
-        <w:t xml:space="preserve">). Puis sur le long terme : fournir de </w:t>
-      </w:r>
-      <w:proofErr w:type="spellStart"/>
-      <w:r>
-        <w:t>l'energie</w:t>
-      </w:r>
-      <w:proofErr w:type="spellEnd"/>
-      <w:r>
-        <w:t xml:space="preserve"> à votre voisinage.</w:t>
-      </w:r>
-    </w:p>
-    <w:p>
-      <w:r>
-        <w:t>(</w:t>
-      </w:r>
-      <w:proofErr w:type="gramStart"/>
-      <w:r>
-        <w:t>on</w:t>
-      </w:r>
-      <w:proofErr w:type="gramEnd"/>
-      <w:r>
-        <w:t xml:space="preserve"> revient à </w:t>
-      </w:r>
-      <w:proofErr w:type="spellStart"/>
-      <w:r>
-        <w:t>phalouss</w:t>
-      </w:r>
-      <w:proofErr w:type="spellEnd"/>
-      <w:r>
-        <w:t xml:space="preserve"> et son </w:t>
-      </w:r>
-      <w:proofErr w:type="spellStart"/>
-      <w:r>
-        <w:t>rateau</w:t>
-      </w:r>
-      <w:proofErr w:type="spellEnd"/>
-      <w:r>
-        <w:t>)</w:t>
-      </w:r>
-    </w:p>
-    <w:p>
-      <w:r>
-        <w:t>**</w:t>
-      </w:r>
-      <w:proofErr w:type="spellStart"/>
-      <w:r>
-        <w:t>Phalouss</w:t>
-      </w:r>
-      <w:proofErr w:type="spellEnd"/>
-      <w:r>
-        <w:t>**</w:t>
-      </w:r>
-    </w:p>
-    <w:p>
-      <w:r>
-        <w:t xml:space="preserve">C'est pas mal non ? Et j'ai omis de vous parler </w:t>
-      </w:r>
-      <w:proofErr w:type="gramStart"/>
-      <w:r>
-        <w:t>des  robots</w:t>
-      </w:r>
-      <w:proofErr w:type="gramEnd"/>
-      <w:r>
-        <w:t xml:space="preserve"> fournis en fonction du nombre de membres dans le groupe (un message apparaît robot livrée si l'enfant a 4 ans ou plus). Voilà pour l'aide social, agricole, </w:t>
-      </w:r>
-      <w:proofErr w:type="spellStart"/>
-      <w:r>
-        <w:t>menager</w:t>
-      </w:r>
-      <w:proofErr w:type="spellEnd"/>
-      <w:r>
-        <w:t xml:space="preserve"> … etc…</w:t>
-      </w:r>
-    </w:p>
-    <w:p>
-      <w:r>
-        <w:t>Combien ça coute ? (</w:t>
-      </w:r>
-      <w:proofErr w:type="gramStart"/>
-      <w:r>
-        <w:t>il</w:t>
-      </w:r>
-      <w:proofErr w:type="gramEnd"/>
-      <w:r>
-        <w:t xml:space="preserve"> sourit) </w:t>
+        <w:t>(image de Momo qui monte une moto avec ses enfants )</w:t>
+      </w:r>
+    </w:p>
+    <w:p>
+      <w:r>
+        <w:t>Et le meilleur : les Karma bots de la DTC vont mettre en place un l'énergie libre dans votre espace (on voit des robots mettre en place des constructions en pierre de tours qui ressemblent au tours que l'on peut voir dans les temples néplais). Puis sur le long terme : fournir de l'energie à votre voisinage.</w:t>
+      </w:r>
+    </w:p>
+    <w:p>
+      <w:r>
+        <w:t>(on revient à phalouss et son rateau)</w:t>
+      </w:r>
+    </w:p>
+    <w:p>
+      <w:r>
+        <w:t>**Phalouss**</w:t>
+      </w:r>
+    </w:p>
+    <w:p>
+      <w:r>
+        <w:t>C'est pas mal non ? Et j'ai omis de vous parler des  robots fournis en fonction du nombre de membres dans le groupe (un message apparaît robot livrée si l'enfant a 4 ans ou plus). Voilà pour l'aide social, agricole, menager … etc…</w:t>
+      </w:r>
+    </w:p>
+    <w:p>
+      <w:r>
+        <w:t xml:space="preserve">Combien ça coute ? (il sourit) </w:t>
       </w:r>
     </w:p>
     <w:p>
@@ -2213,23 +1098,8 @@
           <w:numId w:val="17"/>
         </w:numPr>
       </w:pPr>
-      <w:proofErr w:type="spellStart"/>
-      <w:proofErr w:type="gramStart"/>
-      <w:r>
-        <w:t>etre</w:t>
-      </w:r>
-      <w:proofErr w:type="spellEnd"/>
-      <w:proofErr w:type="gramEnd"/>
-      <w:r>
-        <w:t xml:space="preserve"> niveau </w:t>
-      </w:r>
-      <w:proofErr w:type="spellStart"/>
-      <w:r>
-        <w:t>Sadhaka</w:t>
-      </w:r>
-      <w:proofErr w:type="spellEnd"/>
-      <w:r>
-        <w:t xml:space="preserve"> minimum </w:t>
+      <w:r>
+        <w:t xml:space="preserve">etre niveau Sadhaka minimum </w:t>
       </w:r>
     </w:p>
     <w:p>
@@ -2260,36 +1130,12 @@
     </w:p>
     <w:p>
       <w:r>
-        <w:t xml:space="preserve">Voilà ! c'est tout ! et </w:t>
-      </w:r>
-      <w:proofErr w:type="spellStart"/>
-      <w:r>
-        <w:t>rappelez vous</w:t>
-      </w:r>
-      <w:proofErr w:type="spellEnd"/>
-      <w:r>
-        <w:t xml:space="preserve"> que si vous faîtes des actions illégales vos droits sur le pack peuvent vous être retiré. Je vous </w:t>
-      </w:r>
-      <w:proofErr w:type="gramStart"/>
-      <w:r>
-        <w:t>dit</w:t>
-      </w:r>
-      <w:proofErr w:type="gramEnd"/>
-      <w:r>
-        <w:t xml:space="preserve"> à bientôt et espère vous revoir dans la DTC…</w:t>
-      </w:r>
-    </w:p>
-    <w:p>
-      <w:r>
-        <w:t xml:space="preserve">La devise du </w:t>
-      </w:r>
-      <w:proofErr w:type="spellStart"/>
-      <w:r>
-        <w:t>Dream</w:t>
-      </w:r>
-      <w:proofErr w:type="spellEnd"/>
-      <w:r>
-        <w:t xml:space="preserve"> Truth pack :</w:t>
+        <w:t>Voilà ! c'est tout ! et rappelez vous que si vous faîtes des actions illégales vos droits sur le pack peuvent vous être retiré. Je vous dit à bientôt et espère vous revoir dans la DTC…</w:t>
+      </w:r>
+    </w:p>
+    <w:p>
+      <w:r>
+        <w:t>La devise du Dream Truth pack :</w:t>
       </w:r>
     </w:p>
     <w:p>
@@ -2318,92 +1164,27 @@
       </w:r>
     </w:p>
     <w:p>
-      <w:proofErr w:type="spellStart"/>
       <w:r>
         <w:rPr>
           <w:b/>
           <w:bCs/>
         </w:rPr>
-        <w:t>Scene</w:t>
-      </w:r>
-      <w:proofErr w:type="spellEnd"/>
-      <w:r>
-        <w:rPr>
-          <w:b/>
-          <w:bCs/>
-        </w:rPr>
-        <w:t xml:space="preserve"> </w:t>
-      </w:r>
-      <w:proofErr w:type="spellStart"/>
-      <w:r>
-        <w:rPr>
-          <w:b/>
-          <w:bCs/>
-        </w:rPr>
-        <w:t>palestine</w:t>
-      </w:r>
-      <w:proofErr w:type="spellEnd"/>
-      <w:r>
-        <w:rPr>
-          <w:b/>
-          <w:bCs/>
-        </w:rPr>
-        <w:t xml:space="preserve"> libéré Momo 42 ans et la karma police annonce +5</w:t>
-      </w:r>
-    </w:p>
-    <w:p>
-      <w:r>
-        <w:t>(</w:t>
-      </w:r>
-      <w:proofErr w:type="gramStart"/>
-      <w:r>
-        <w:t>c'est</w:t>
-      </w:r>
-      <w:proofErr w:type="gramEnd"/>
-      <w:r>
-        <w:t xml:space="preserve"> le personnage de papy </w:t>
-      </w:r>
-      <w:proofErr w:type="spellStart"/>
-      <w:r>
-        <w:t>momo</w:t>
-      </w:r>
-      <w:proofErr w:type="spellEnd"/>
-      <w:r>
-        <w:t xml:space="preserve"> de l'épisode D.T. home)</w:t>
-      </w:r>
-    </w:p>
-    <w:p>
-      <w:r>
-        <w:t xml:space="preserve">Protection d'une néo ferme protégé par </w:t>
-      </w:r>
-      <w:proofErr w:type="gramStart"/>
-      <w:r>
-        <w:t>la karma</w:t>
-      </w:r>
-      <w:proofErr w:type="gramEnd"/>
-      <w:r>
-        <w:t xml:space="preserve"> </w:t>
-      </w:r>
-      <w:proofErr w:type="spellStart"/>
-      <w:r>
-        <w:t>police.par</w:t>
-      </w:r>
-      <w:proofErr w:type="spellEnd"/>
-      <w:r>
-        <w:t xml:space="preserve"> la Karma police</w:t>
-      </w:r>
-    </w:p>
-    <w:p>
-      <w:r>
-        <w:t xml:space="preserve">Et arrestation d'un groupe de rebelles </w:t>
-      </w:r>
-      <w:proofErr w:type="spellStart"/>
-      <w:r>
-        <w:t>zionistes</w:t>
-      </w:r>
-      <w:proofErr w:type="spellEnd"/>
-      <w:r>
-        <w:t>.</w:t>
+        <w:t>Scene palestine libéré Momo 42 ans et la karma police annonce +5</w:t>
+      </w:r>
+    </w:p>
+    <w:p>
+      <w:r>
+        <w:t>(c'est le personnage de papy momo de l'épisode D.T. home)</w:t>
+      </w:r>
+    </w:p>
+    <w:p>
+      <w:r>
+        <w:t>Protection d'une néo ferme protégé par la karma police.par la Karma police</w:t>
+      </w:r>
+    </w:p>
+    <w:p>
+      <w:r>
+        <w:t>Et arrestation d'un groupe de rebelles zionistes.</w:t>
       </w:r>
     </w:p>
     <w:p>
@@ -2428,76 +1209,12 @@
     </w:p>
     <w:p>
       <w:r>
-        <w:t xml:space="preserve">La </w:t>
-      </w:r>
-      <w:proofErr w:type="spellStart"/>
-      <w:r>
-        <w:t>scene</w:t>
-      </w:r>
-      <w:proofErr w:type="spellEnd"/>
-      <w:r>
-        <w:t xml:space="preserve"> se déroule pendant le sommeil de Momo, ou il </w:t>
-      </w:r>
-      <w:proofErr w:type="gramStart"/>
-      <w:r>
-        <w:t>dors</w:t>
-      </w:r>
-      <w:proofErr w:type="gramEnd"/>
-      <w:r>
-        <w:t xml:space="preserve"> avec sa femme, dans l'autre pièce, dors ses 4 enfants (de 17 à 4 ans). Ils dorment dans la maison principale fraîchement construite de la ferme. (</w:t>
-      </w:r>
-      <w:proofErr w:type="gramStart"/>
-      <w:r>
-        <w:t>ferme</w:t>
-      </w:r>
-      <w:proofErr w:type="gramEnd"/>
-      <w:r>
-        <w:t xml:space="preserve"> d'oliviers)</w:t>
-      </w:r>
-    </w:p>
-    <w:p>
-      <w:r>
-        <w:t xml:space="preserve">La caméra dézoome plus loin parmi les </w:t>
-      </w:r>
-      <w:proofErr w:type="gramStart"/>
-      <w:r>
-        <w:t>oliviers ,</w:t>
-      </w:r>
-      <w:proofErr w:type="gramEnd"/>
-      <w:r>
-        <w:t xml:space="preserve"> où on </w:t>
-      </w:r>
-      <w:proofErr w:type="gramStart"/>
-      <w:r>
-        <w:t>voit  un</w:t>
-      </w:r>
-      <w:proofErr w:type="gramEnd"/>
-      <w:r>
-        <w:t xml:space="preserve"> groupe armée militaire d'une dizaine de personnes cagoulé qui s'apprête à s'introduire dans la ferme. Le groupe est fatigué et nerveux : on voit qu'ils sont en fuite depuis plusieurs semaines. Ils s'avancent </w:t>
-      </w:r>
-      <w:proofErr w:type="gramStart"/>
-      <w:r>
-        <w:t>déterminé</w:t>
-      </w:r>
-      <w:proofErr w:type="gramEnd"/>
-      <w:r>
-        <w:t xml:space="preserve"> dans la ferme. Derrière le groupe sur un arbre, on aperçoit </w:t>
-      </w:r>
-      <w:proofErr w:type="gramStart"/>
-      <w:r>
-        <w:t>deux yeux félin</w:t>
-      </w:r>
-      <w:proofErr w:type="gramEnd"/>
-      <w:r>
-        <w:t xml:space="preserve"> et sur le front un diamant lumineux qui </w:t>
-      </w:r>
-      <w:proofErr w:type="spellStart"/>
-      <w:r>
-        <w:t>emet</w:t>
-      </w:r>
-      <w:proofErr w:type="spellEnd"/>
-      <w:r>
-        <w:t xml:space="preserve"> un signal rouge comme une diode….</w:t>
+        <w:t>La scene se déroule pendant le sommeil de Momo, ou il dors avec sa femme, dans l'autre pièce, dors ses 4 enfants (de 17 à 4 ans). Ils dorment dans la maison principale fraîchement construite de la ferme. (ferme d'oliviers)</w:t>
+      </w:r>
+    </w:p>
+    <w:p>
+      <w:r>
+        <w:t>La caméra dézoome plus loin parmi les oliviers , où on voit  un groupe armée militaire d'une dizaine de personnes cagoulé qui s'apprête à s'introduire dans la ferme. Le groupe est fatigué et nerveux : on voit qu'ils sont en fuite depuis plusieurs semaines. Ils s'avancent déterminé dans la ferme. Derrière le groupe sur un arbre, on aperçoit deux yeux félin et sur le front un diamant lumineux qui emet un signal rouge comme une diode….</w:t>
       </w:r>
     </w:p>
     <w:p>
@@ -2517,13 +1234,9 @@
       </w:r>
     </w:p>
     <w:p>
-      <w:proofErr w:type="spellStart"/>
-      <w:proofErr w:type="gramStart"/>
       <w:r>
         <w:t>shikamaru</w:t>
       </w:r>
-      <w:proofErr w:type="spellEnd"/>
-      <w:proofErr w:type="gramEnd"/>
     </w:p>
     <w:p>
       <w:r>
@@ -2542,73 +1255,17 @@
     </w:p>
     <w:p>
       <w:r>
-        <w:t xml:space="preserve">Karma Police brigade ninja de </w:t>
-      </w:r>
-      <w:proofErr w:type="spellStart"/>
-      <w:r>
-        <w:t>Kohonoa</w:t>
-      </w:r>
-      <w:proofErr w:type="spellEnd"/>
-      <w:r>
-        <w:t>, au service du citoyen ! Au rapport :</w:t>
-      </w:r>
-    </w:p>
-    <w:p>
-      <w:r>
-        <w:t xml:space="preserve">Cut off sur la maison de </w:t>
-      </w:r>
-      <w:proofErr w:type="spellStart"/>
-      <w:r>
-        <w:t>momo</w:t>
-      </w:r>
-      <w:proofErr w:type="spellEnd"/>
-      <w:r>
-        <w:t xml:space="preserve">, les dispositifs de sécurité se mettent en place, les portes et les </w:t>
-      </w:r>
-      <w:proofErr w:type="spellStart"/>
-      <w:r>
-        <w:t>fenetres</w:t>
-      </w:r>
-      <w:proofErr w:type="spellEnd"/>
-      <w:r>
-        <w:t xml:space="preserve"> sont protégé d'un rideau </w:t>
-      </w:r>
-      <w:proofErr w:type="spellStart"/>
-      <w:r>
-        <w:t>metallique</w:t>
-      </w:r>
-      <w:proofErr w:type="spellEnd"/>
-      <w:r>
-        <w:t xml:space="preserve">… un drone silencieux s'élève dans </w:t>
-      </w:r>
-      <w:proofErr w:type="gramStart"/>
-      <w:r>
-        <w:t>les air</w:t>
-      </w:r>
-      <w:proofErr w:type="gramEnd"/>
-      <w:r>
-        <w:t xml:space="preserve"> et on voit qu'il met en place un </w:t>
-      </w:r>
-      <w:proofErr w:type="spellStart"/>
-      <w:r>
-        <w:t>dome</w:t>
-      </w:r>
-      <w:proofErr w:type="spellEnd"/>
-      <w:r>
-        <w:t xml:space="preserve"> bouclier magnétique (qui apparait une seconde puis disparait). </w:t>
-      </w:r>
-    </w:p>
-    <w:p>
-      <w:r>
-        <w:t xml:space="preserve">Cut off sur la chambre de Momo, deux des enfants (Une fille aînée (future </w:t>
-      </w:r>
-      <w:proofErr w:type="spellStart"/>
-      <w:r>
-        <w:t>mere</w:t>
-      </w:r>
-      <w:proofErr w:type="spellEnd"/>
-      <w:r>
-        <w:t xml:space="preserve"> de Said) 17 ans et son frère (13 ans) ont rejoint leurs parents.</w:t>
+        <w:t>Karma Police brigade ninja de Kohonoa, au service du citoyen ! Au rapport :</w:t>
+      </w:r>
+    </w:p>
+    <w:p>
+      <w:r>
+        <w:t xml:space="preserve">Cut off sur la maison de momo, les dispositifs de sécurité se mettent en place, les portes et les fenetres sont protégé d'un rideau metallique… un drone silencieux s'élève dans les air et on voit qu'il met en place un dome bouclier magnétique (qui apparait une seconde puis disparait). </w:t>
+      </w:r>
+    </w:p>
+    <w:p>
+      <w:r>
+        <w:t>Cut off sur la chambre de Momo, deux des enfants (Une fille aînée (future mere de Said) 17 ans et son frère (13 ans) ont rejoint leurs parents.</w:t>
       </w:r>
       <w:r>
         <w:br/>
@@ -2617,85 +1274,27 @@
     </w:p>
     <w:p>
       <w:r>
-        <w:t xml:space="preserve">[Momo </w:t>
-      </w:r>
-      <w:proofErr w:type="spellStart"/>
-      <w:r>
-        <w:t>TruthID</w:t>
-      </w:r>
-      <w:proofErr w:type="spellEnd"/>
-      <w:r>
-        <w:t xml:space="preserve"> (vérifié) high </w:t>
-      </w:r>
-      <w:proofErr w:type="spellStart"/>
-      <w:r>
-        <w:t>Sadhaka</w:t>
-      </w:r>
-      <w:proofErr w:type="spellEnd"/>
-      <w:r>
-        <w:t xml:space="preserve"> $</w:t>
-      </w:r>
-      <w:proofErr w:type="spellStart"/>
-      <w:proofErr w:type="gramStart"/>
-      <w:r>
-        <w:t>D.Worth</w:t>
-      </w:r>
-      <w:proofErr w:type="spellEnd"/>
-      <w:proofErr w:type="gramEnd"/>
-      <w:r>
-        <w:t xml:space="preserve"> 770.000 (Infos membres SADAKAH uniquement) </w:t>
-      </w:r>
-    </w:p>
-    <w:p>
-      <w:r>
-        <w:t xml:space="preserve">IAC mentors : [Allah, </w:t>
-      </w:r>
-      <w:proofErr w:type="spellStart"/>
-      <w:r>
-        <w:t>nemesis</w:t>
-      </w:r>
-      <w:proofErr w:type="spellEnd"/>
-      <w:r>
-        <w:t xml:space="preserve">, Oracle, ... cliquez ici pour plus d’infos] </w:t>
-      </w:r>
-    </w:p>
-    <w:p>
-      <w:r>
-        <w:t xml:space="preserve">Mentor : </w:t>
-      </w:r>
-      <w:proofErr w:type="spellStart"/>
-      <w:r>
-        <w:t>Racaillou</w:t>
-      </w:r>
-      <w:proofErr w:type="spellEnd"/>
-      <w:r>
-        <w:t xml:space="preserve">] </w:t>
-      </w:r>
-    </w:p>
-    <w:p>
-      <w:r>
-        <w:t> </w:t>
-      </w:r>
-    </w:p>
-    <w:p>
-      <w:r>
-        <w:t xml:space="preserve">Entendu…il sont 9 … (en entendant les </w:t>
-      </w:r>
-      <w:proofErr w:type="gramStart"/>
-      <w:r>
-        <w:t>enfants ,il</w:t>
-      </w:r>
-      <w:proofErr w:type="gramEnd"/>
-      <w:r>
-        <w:t xml:space="preserve"> se retourne et les interpelles</w:t>
-      </w:r>
-      <w:proofErr w:type="gramStart"/>
-      <w:r>
-        <w:t>):</w:t>
-      </w:r>
-      <w:proofErr w:type="gramEnd"/>
-      <w:r>
-        <w:t xml:space="preserve"> Ah les enfants ! Vos frères sont bien en sécurité ?</w:t>
+        <w:t xml:space="preserve">[Momo TruthID (vérifié) high Sadhaka $D.Worth 770.000 (Infos membres SADAKAH uniquement) </w:t>
+      </w:r>
+    </w:p>
+    <w:p>
+      <w:r>
+        <w:t xml:space="preserve">IAC mentors : [Allah, nemesis, Oracle, ... cliquez ici pour plus d’infos] </w:t>
+      </w:r>
+    </w:p>
+    <w:p>
+      <w:r>
+        <w:t xml:space="preserve">Mentor : Racaillou] </w:t>
+      </w:r>
+    </w:p>
+    <w:p>
+      <w:r>
+        <w:t> </w:t>
+      </w:r>
+    </w:p>
+    <w:p>
+      <w:r>
+        <w:t>Entendu…il sont 9 … (en entendant les enfants ,il se retourne et les interpelles): Ah les enfants ! Vos frères sont bien en sécurité ?</w:t>
       </w:r>
     </w:p>
     <w:p>
@@ -2705,101 +1304,27 @@
     </w:p>
     <w:p>
       <w:r>
-        <w:t>[</w:t>
-      </w:r>
-      <w:proofErr w:type="spellStart"/>
-      <w:r>
-        <w:t>AsmaTruthID</w:t>
-      </w:r>
-      <w:proofErr w:type="spellEnd"/>
-      <w:r>
-        <w:t xml:space="preserve"> (vérifié) </w:t>
-      </w:r>
-      <w:proofErr w:type="spellStart"/>
-      <w:r>
-        <w:t>Sadhaka</w:t>
-      </w:r>
-      <w:proofErr w:type="spellEnd"/>
-      <w:r>
-        <w:t xml:space="preserve"> $</w:t>
-      </w:r>
-      <w:proofErr w:type="spellStart"/>
-      <w:proofErr w:type="gramStart"/>
-      <w:r>
-        <w:t>D.Worth</w:t>
-      </w:r>
-      <w:proofErr w:type="spellEnd"/>
-      <w:proofErr w:type="gramEnd"/>
-      <w:r>
-        <w:t xml:space="preserve"> 120.000 (Infos membres SADAKAH uniquement) </w:t>
-      </w:r>
-    </w:p>
-    <w:p>
-      <w:r>
-        <w:t xml:space="preserve">IAC mentors : [Allah, </w:t>
-      </w:r>
-      <w:proofErr w:type="spellStart"/>
-      <w:r>
-        <w:t>nemesis</w:t>
-      </w:r>
-      <w:proofErr w:type="spellEnd"/>
-      <w:r>
-        <w:t xml:space="preserve">, </w:t>
-      </w:r>
-      <w:proofErr w:type="spellStart"/>
-      <w:r>
-        <w:t>PAchamama</w:t>
-      </w:r>
-      <w:proofErr w:type="spellEnd"/>
-      <w:r>
-        <w:t xml:space="preserve">, ... cliquez ici pour plus d’infos] </w:t>
-      </w:r>
-    </w:p>
-    <w:p>
-      <w:r>
-        <w:t xml:space="preserve">Mentor : </w:t>
-      </w:r>
-      <w:proofErr w:type="spellStart"/>
-      <w:r>
-        <w:t>Racaillou</w:t>
-      </w:r>
-      <w:proofErr w:type="spellEnd"/>
-      <w:r>
-        <w:t xml:space="preserve">] </w:t>
-      </w:r>
-    </w:p>
-    <w:p>
-      <w:r>
-        <w:t> </w:t>
-      </w:r>
-    </w:p>
-    <w:p>
-      <w:r>
-        <w:t xml:space="preserve">Oui papa ! Ils dorment comme </w:t>
-      </w:r>
-      <w:proofErr w:type="gramStart"/>
-      <w:r>
-        <w:t>des bébé</w:t>
-      </w:r>
-      <w:proofErr w:type="gramEnd"/>
-      <w:r>
-        <w:t xml:space="preserve">, le </w:t>
-      </w:r>
-      <w:proofErr w:type="spellStart"/>
-      <w:r>
-        <w:t>dome</w:t>
-      </w:r>
-      <w:proofErr w:type="spellEnd"/>
-      <w:r>
-        <w:t xml:space="preserve"> de protection </w:t>
-      </w:r>
-      <w:proofErr w:type="spellStart"/>
-      <w:r>
-        <w:t>dream</w:t>
-      </w:r>
-      <w:proofErr w:type="spellEnd"/>
-      <w:r>
-        <w:t xml:space="preserve"> stations est activée, la bulle de son également…(impatiente)</w:t>
+        <w:t xml:space="preserve">[AsmaTruthID (vérifié) Sadhaka $D.Worth 120.000 (Infos membres SADAKAH uniquement) </w:t>
+      </w:r>
+    </w:p>
+    <w:p>
+      <w:r>
+        <w:t xml:space="preserve">IAC mentors : [Allah, nemesis, PAchamama, ... cliquez ici pour plus d’infos] </w:t>
+      </w:r>
+    </w:p>
+    <w:p>
+      <w:r>
+        <w:t xml:space="preserve">Mentor : Racaillou] </w:t>
+      </w:r>
+    </w:p>
+    <w:p>
+      <w:r>
+        <w:t> </w:t>
+      </w:r>
+    </w:p>
+    <w:p>
+      <w:r>
+        <w:t>Oui papa ! Ils dorment comme des bébé, le dome de protection dream stations est activée, la bulle de son également…(impatiente)</w:t>
       </w:r>
     </w:p>
     <w:p>
@@ -2809,364 +1334,137 @@
     </w:p>
     <w:p>
       <w:r>
-        <w:t>**</w:t>
-      </w:r>
-      <w:proofErr w:type="spellStart"/>
+        <w:t>**Fairouz femme de Momo**</w:t>
+      </w:r>
+    </w:p>
+    <w:p>
+      <w:r>
+        <w:t xml:space="preserve">[Fairouz TruthID (vérifié) high Sadhaka $D.Worth 650.300 (Infos membres SADAKAH uniquement) </w:t>
+      </w:r>
+    </w:p>
+    <w:p>
+      <w:r>
+        <w:t xml:space="preserve">IAC mentors : [Allah, Osiris, PAchamama, ... cliquez ici pour plus d’infos] </w:t>
+      </w:r>
+    </w:p>
+    <w:p>
+      <w:r>
+        <w:t xml:space="preserve">Mentor : Racaillou] </w:t>
+      </w:r>
+    </w:p>
+    <w:p>
+      <w:r>
+        <w:t> </w:t>
+      </w:r>
+    </w:p>
+    <w:p>
+      <w:r>
+        <w:t xml:space="preserve">Oui, ma chérie, mais du calme ils sont bien armée. Il va falloir prendre d'extrême précaution… </w:t>
+      </w:r>
+    </w:p>
+    <w:p>
+      <w:r>
+        <w:t>**Tarik**(excité)</w:t>
+      </w:r>
+    </w:p>
+    <w:p>
+      <w:r>
+        <w:lastRenderedPageBreak/>
+        <w:t xml:space="preserve">[Fairouz TruthID (vérifié) padawan Sadhaka $D.Worth 45.000 (Infos membres SADAKAH uniquement) </w:t>
+      </w:r>
+    </w:p>
+    <w:p>
+      <w:r>
+        <w:t xml:space="preserve">IAC mentors : [Allah, Yoda, Obi Wan Kenobi, ... cliquez ici pour plus d’infos] </w:t>
+      </w:r>
+    </w:p>
+    <w:p>
+      <w:r>
+        <w:t xml:space="preserve">Mentor : Monkey] </w:t>
+      </w:r>
+    </w:p>
+    <w:p>
+      <w:r>
+        <w:t> </w:t>
+      </w:r>
+    </w:p>
+    <w:p>
+      <w:r>
+        <w:t>Ouiii , on sait maman ! On fera attention ! Ils sont 9 ? c'est le retour des déchus ?</w:t>
+      </w:r>
+    </w:p>
+    <w:p>
+      <w:r>
+        <w:t> </w:t>
+      </w:r>
+    </w:p>
+    <w:p>
+      <w:r>
+        <w:t>**Momo**</w:t>
+      </w:r>
+    </w:p>
+    <w:p>
+      <w:r>
+        <w:t>d'après les ninja,ce sont bien les zionistes…</w:t>
+      </w:r>
+    </w:p>
+    <w:p>
+      <w:r>
+        <w:t>Bon je prends shikamaru</w:t>
+      </w:r>
+    </w:p>
+    <w:p>
+      <w:r>
+        <w:t>**Tarik**</w:t>
+      </w:r>
+    </w:p>
+    <w:p>
+      <w:r>
+        <w:t>Sasuke!</w:t>
+      </w:r>
+    </w:p>
+    <w:p>
+      <w:r>
+        <w:t>**Asma **</w:t>
+      </w:r>
+    </w:p>
+    <w:p>
+      <w:r>
+        <w:t>Rock Lee</w:t>
+      </w:r>
+    </w:p>
+    <w:p>
       <w:r>
         <w:t>Fairouz</w:t>
       </w:r>
-      <w:proofErr w:type="spellEnd"/>
-      <w:r>
-        <w:t xml:space="preserve"> femme de Momo**</w:t>
-      </w:r>
-    </w:p>
-    <w:p>
-      <w:r>
-        <w:t>[</w:t>
-      </w:r>
-      <w:proofErr w:type="spellStart"/>
-      <w:r>
-        <w:t>Fairouz</w:t>
-      </w:r>
-      <w:proofErr w:type="spellEnd"/>
-      <w:r>
-        <w:t xml:space="preserve"> </w:t>
-      </w:r>
-      <w:proofErr w:type="spellStart"/>
-      <w:r>
-        <w:t>TruthID</w:t>
-      </w:r>
-      <w:proofErr w:type="spellEnd"/>
-      <w:r>
-        <w:t xml:space="preserve"> (vérifié) high </w:t>
-      </w:r>
-      <w:proofErr w:type="spellStart"/>
-      <w:r>
-        <w:t>Sadhaka</w:t>
-      </w:r>
-      <w:proofErr w:type="spellEnd"/>
-      <w:r>
-        <w:t xml:space="preserve"> $</w:t>
-      </w:r>
-      <w:proofErr w:type="spellStart"/>
-      <w:proofErr w:type="gramStart"/>
-      <w:r>
-        <w:t>D.Worth</w:t>
-      </w:r>
-      <w:proofErr w:type="spellEnd"/>
-      <w:proofErr w:type="gramEnd"/>
-      <w:r>
-        <w:t xml:space="preserve"> 650.300 (Infos membres SADAKAH uniquement) </w:t>
-      </w:r>
-    </w:p>
-    <w:p>
-      <w:r>
-        <w:t xml:space="preserve">IAC mentors : [Allah, Osiris, </w:t>
-      </w:r>
-      <w:proofErr w:type="spellStart"/>
-      <w:r>
-        <w:t>PAchamama</w:t>
-      </w:r>
-      <w:proofErr w:type="spellEnd"/>
-      <w:r>
-        <w:t xml:space="preserve">, ... cliquez ici pour plus d’infos] </w:t>
-      </w:r>
-    </w:p>
-    <w:p>
-      <w:r>
-        <w:t xml:space="preserve">Mentor : </w:t>
-      </w:r>
-      <w:proofErr w:type="spellStart"/>
-      <w:r>
-        <w:t>Racaillou</w:t>
-      </w:r>
-      <w:proofErr w:type="spellEnd"/>
-      <w:r>
-        <w:t xml:space="preserve">] </w:t>
-      </w:r>
-    </w:p>
-    <w:p>
-      <w:r>
-        <w:t> </w:t>
-      </w:r>
-    </w:p>
-    <w:p>
-      <w:r>
-        <w:t xml:space="preserve">Oui, ma chérie, mais du calme ils sont bien </w:t>
-      </w:r>
-      <w:proofErr w:type="gramStart"/>
-      <w:r>
-        <w:t>armée</w:t>
-      </w:r>
-      <w:proofErr w:type="gramEnd"/>
-      <w:r>
-        <w:t xml:space="preserve">. Il va falloir prendre d'extrême précaution… </w:t>
-      </w:r>
-    </w:p>
-    <w:p>
-      <w:r>
-        <w:t>**Tarik**(excité)</w:t>
-      </w:r>
-    </w:p>
-    <w:p>
-      <w:r>
-        <w:lastRenderedPageBreak/>
-        <w:t>[</w:t>
-      </w:r>
-      <w:proofErr w:type="spellStart"/>
-      <w:r>
-        <w:t>Fairouz</w:t>
-      </w:r>
-      <w:proofErr w:type="spellEnd"/>
-      <w:r>
-        <w:t xml:space="preserve"> </w:t>
-      </w:r>
-      <w:proofErr w:type="spellStart"/>
-      <w:r>
-        <w:t>TruthID</w:t>
-      </w:r>
-      <w:proofErr w:type="spellEnd"/>
-      <w:r>
-        <w:t xml:space="preserve"> (vérifié) padawan </w:t>
-      </w:r>
-      <w:proofErr w:type="spellStart"/>
-      <w:r>
-        <w:t>Sadhaka</w:t>
-      </w:r>
-      <w:proofErr w:type="spellEnd"/>
-      <w:r>
-        <w:t xml:space="preserve"> $</w:t>
-      </w:r>
-      <w:proofErr w:type="spellStart"/>
-      <w:proofErr w:type="gramStart"/>
-      <w:r>
-        <w:t>D.Worth</w:t>
-      </w:r>
-      <w:proofErr w:type="spellEnd"/>
-      <w:proofErr w:type="gramEnd"/>
-      <w:r>
-        <w:t xml:space="preserve"> 45.000 (Infos membres SADAKAH uniquement) </w:t>
-      </w:r>
-    </w:p>
-    <w:p>
-      <w:r>
-        <w:t xml:space="preserve">IAC mentors : [Allah, Yoda, Obi Wan </w:t>
-      </w:r>
-      <w:proofErr w:type="spellStart"/>
-      <w:r>
-        <w:t>Kenobi</w:t>
-      </w:r>
-      <w:proofErr w:type="spellEnd"/>
-      <w:r>
-        <w:t xml:space="preserve">, ... cliquez ici pour plus d’infos] </w:t>
-      </w:r>
-    </w:p>
-    <w:p>
-      <w:r>
-        <w:t xml:space="preserve">Mentor : Monkey] </w:t>
-      </w:r>
-    </w:p>
-    <w:p>
-      <w:r>
-        <w:t> </w:t>
-      </w:r>
-    </w:p>
-    <w:p>
-      <w:proofErr w:type="spellStart"/>
-      <w:proofErr w:type="gramStart"/>
-      <w:r>
-        <w:t>Ouiii</w:t>
-      </w:r>
-      <w:proofErr w:type="spellEnd"/>
-      <w:r>
-        <w:t xml:space="preserve"> ,</w:t>
-      </w:r>
-      <w:proofErr w:type="gramEnd"/>
-      <w:r>
-        <w:t xml:space="preserve"> on sait maman ! On fera attention ! Ils sont 9 ? c'est le retour des déchus ?</w:t>
-      </w:r>
-    </w:p>
-    <w:p>
-      <w:r>
-        <w:t> </w:t>
-      </w:r>
-    </w:p>
-    <w:p>
-      <w:r>
-        <w:t>**Momo**</w:t>
-      </w:r>
-    </w:p>
-    <w:p>
-      <w:proofErr w:type="gramStart"/>
-      <w:r>
-        <w:t>d'après</w:t>
-      </w:r>
-      <w:proofErr w:type="gramEnd"/>
-      <w:r>
-        <w:t xml:space="preserve"> les </w:t>
-      </w:r>
-      <w:proofErr w:type="spellStart"/>
-      <w:proofErr w:type="gramStart"/>
-      <w:r>
-        <w:t>ninja,ce</w:t>
-      </w:r>
-      <w:proofErr w:type="spellEnd"/>
-      <w:proofErr w:type="gramEnd"/>
-      <w:r>
-        <w:t xml:space="preserve"> sont bien les </w:t>
-      </w:r>
-      <w:proofErr w:type="spellStart"/>
-      <w:r>
-        <w:t>zionistes</w:t>
-      </w:r>
-      <w:proofErr w:type="spellEnd"/>
-      <w:r>
-        <w:t>…</w:t>
-      </w:r>
-    </w:p>
-    <w:p>
-      <w:r>
-        <w:t xml:space="preserve">Bon je prends </w:t>
-      </w:r>
-      <w:proofErr w:type="spellStart"/>
-      <w:r>
-        <w:t>shikamaru</w:t>
-      </w:r>
-      <w:proofErr w:type="spellEnd"/>
-    </w:p>
-    <w:p>
-      <w:r>
-        <w:t>**Tarik**</w:t>
-      </w:r>
-    </w:p>
-    <w:p>
-      <w:proofErr w:type="gramStart"/>
-      <w:r>
-        <w:t>Sasuke!</w:t>
-      </w:r>
-      <w:proofErr w:type="gramEnd"/>
-    </w:p>
-    <w:p>
-      <w:r>
-        <w:t>**Asma **</w:t>
-      </w:r>
-    </w:p>
-    <w:p>
-      <w:r>
-        <w:t>Rock Lee</w:t>
-      </w:r>
-    </w:p>
-    <w:p>
-      <w:proofErr w:type="spellStart"/>
-      <w:r>
-        <w:t>Fairouz</w:t>
-      </w:r>
-      <w:proofErr w:type="spellEnd"/>
-    </w:p>
-    <w:p>
-      <w:r>
-        <w:t xml:space="preserve">Je n'ai </w:t>
-      </w:r>
-      <w:proofErr w:type="spellStart"/>
-      <w:r>
-        <w:t>guere</w:t>
-      </w:r>
-      <w:proofErr w:type="spellEnd"/>
-      <w:r>
-        <w:t xml:space="preserve"> le choix que de prendre Naruto…</w:t>
-      </w:r>
-    </w:p>
-    <w:p>
-      <w:r>
-        <w:t>(</w:t>
-      </w:r>
-      <w:proofErr w:type="gramStart"/>
-      <w:r>
-        <w:t>en</w:t>
-      </w:r>
-      <w:proofErr w:type="gramEnd"/>
-      <w:r>
-        <w:t xml:space="preserve"> </w:t>
-      </w:r>
-      <w:proofErr w:type="spellStart"/>
-      <w:r>
-        <w:t>evoquant</w:t>
-      </w:r>
-      <w:proofErr w:type="spellEnd"/>
-      <w:r>
-        <w:t xml:space="preserve"> leur nom chacun met ses lunettes et </w:t>
-      </w:r>
-      <w:proofErr w:type="gramStart"/>
-      <w:r>
-        <w:t>leur gants</w:t>
-      </w:r>
-      <w:proofErr w:type="gramEnd"/>
-      <w:r>
-        <w:t xml:space="preserve"> pour tenir leur manette virtuelle </w:t>
-      </w:r>
-      <w:proofErr w:type="spellStart"/>
-      <w:r>
-        <w:t>dreamstation</w:t>
-      </w:r>
-      <w:proofErr w:type="spellEnd"/>
-      <w:r>
-        <w:t>.</w:t>
+    </w:p>
+    <w:p>
+      <w:r>
+        <w:t>Je n'ai guere le choix que de prendre Naruto…</w:t>
+      </w:r>
+    </w:p>
+    <w:p>
+      <w:r>
+        <w:t>(en evoquant leur nom chacun met ses lunettes et leur gants pour tenir leur manette virtuelle dreamstation.</w:t>
       </w:r>
       <w:r>
         <w:br/>
-        <w:t xml:space="preserve">Chacun des membres de la famille s'assoit sur le </w:t>
-      </w:r>
-      <w:proofErr w:type="gramStart"/>
-      <w:r>
-        <w:t>lit ,</w:t>
-      </w:r>
-      <w:proofErr w:type="gramEnd"/>
-      <w:r>
-        <w:t xml:space="preserve"> et commence à jouer comme si un écran holographique ou on les voit </w:t>
-      </w:r>
-      <w:proofErr w:type="spellStart"/>
-      <w:proofErr w:type="gramStart"/>
-      <w:r>
-        <w:t>controler</w:t>
-      </w:r>
-      <w:proofErr w:type="spellEnd"/>
-      <w:r>
-        <w:t xml:space="preserve">  leur</w:t>
-      </w:r>
-      <w:proofErr w:type="gramEnd"/>
-      <w:r>
-        <w:t xml:space="preserve"> ninja…</w:t>
-      </w:r>
-    </w:p>
-    <w:p>
-      <w:r>
-        <w:t xml:space="preserve">Cut off sur les robots qui ont pris l'apparence </w:t>
-      </w:r>
-      <w:proofErr w:type="gramStart"/>
-      <w:r>
-        <w:t>des ninja</w:t>
-      </w:r>
-      <w:proofErr w:type="gramEnd"/>
-      <w:r>
-        <w:t xml:space="preserve"> évoqué</w:t>
-      </w:r>
-    </w:p>
-    <w:p>
-      <w:r>
-        <w:t> </w:t>
-      </w:r>
-    </w:p>
-    <w:p>
-      <w:r>
-        <w:t>**</w:t>
-      </w:r>
-      <w:proofErr w:type="spellStart"/>
-      <w:r>
-        <w:t>Shikamaru</w:t>
-      </w:r>
-      <w:proofErr w:type="spellEnd"/>
-      <w:r>
-        <w:t>**</w:t>
+        <w:t>Chacun des membres de la famille s'assoit sur le lit , et commence à jouer comme si un écran holographique ou on les voit controler  leur ninja…</w:t>
+      </w:r>
+    </w:p>
+    <w:p>
+      <w:r>
+        <w:t>Cut off sur les robots qui ont pris l'apparence des ninja évoqué</w:t>
+      </w:r>
+    </w:p>
+    <w:p>
+      <w:r>
+        <w:t> </w:t>
+      </w:r>
+    </w:p>
+    <w:p>
+      <w:r>
+        <w:t>**Shikamaru**</w:t>
       </w:r>
     </w:p>
     <w:p>
@@ -3196,15 +1494,7 @@
     </w:p>
     <w:p>
       <w:r>
-        <w:t xml:space="preserve">Validation des certifications Karma Police de 4 membres de la DTC en cours… </w:t>
-      </w:r>
-      <w:proofErr w:type="gramStart"/>
-      <w:r>
-        <w:t>confirmés!</w:t>
-      </w:r>
-      <w:proofErr w:type="gramEnd"/>
-      <w:r>
-        <w:t xml:space="preserve"> </w:t>
+        <w:t xml:space="preserve">Validation des certifications Karma Police de 4 membres de la DTC en cours… confirmés! </w:t>
       </w:r>
     </w:p>
     <w:p>
@@ -3230,72 +1520,27 @@
     </w:p>
     <w:p>
       <w:r>
-        <w:t xml:space="preserve">Quel est le plan </w:t>
-      </w:r>
-      <w:proofErr w:type="spellStart"/>
-      <w:r>
-        <w:t>Shikamaru</w:t>
-      </w:r>
-      <w:proofErr w:type="spellEnd"/>
-      <w:r>
-        <w:t xml:space="preserve"> ?</w:t>
-      </w:r>
-    </w:p>
-    <w:p>
-      <w:r>
-        <w:t> </w:t>
-      </w:r>
-    </w:p>
-    <w:p>
-      <w:proofErr w:type="spellStart"/>
-      <w:r>
-        <w:t>Shikamaru</w:t>
-      </w:r>
-      <w:proofErr w:type="spellEnd"/>
-      <w:r>
-        <w:t xml:space="preserve"> (fait </w:t>
-      </w:r>
-      <w:proofErr w:type="gramStart"/>
-      <w:r>
-        <w:t>son  mudra</w:t>
-      </w:r>
-      <w:proofErr w:type="gramEnd"/>
-      <w:r>
-        <w:t xml:space="preserve"> caractéristique pour </w:t>
-      </w:r>
-      <w:proofErr w:type="spellStart"/>
-      <w:r>
-        <w:t>réflechir</w:t>
-      </w:r>
-      <w:proofErr w:type="spellEnd"/>
-      <w:r>
-        <w:t>)</w:t>
-      </w:r>
-    </w:p>
-    <w:p>
-      <w:r>
-        <w:t xml:space="preserve">Ils sont 9, </w:t>
-      </w:r>
-      <w:proofErr w:type="gramStart"/>
-      <w:r>
-        <w:t>il vont</w:t>
-      </w:r>
-      <w:proofErr w:type="gramEnd"/>
-      <w:r>
-        <w:t xml:space="preserve"> entrer dans le domaine dans 4 minutes 45'.</w:t>
-      </w:r>
-    </w:p>
-    <w:p>
-      <w:r>
-        <w:t xml:space="preserve">On va déployer le plan </w:t>
-      </w:r>
-      <w:proofErr w:type="spellStart"/>
-      <w:r>
-        <w:t>Jiraya</w:t>
-      </w:r>
-      <w:proofErr w:type="spellEnd"/>
-      <w:r>
-        <w:t>.</w:t>
+        <w:t>Quel est le plan Shikamaru ?</w:t>
+      </w:r>
+    </w:p>
+    <w:p>
+      <w:r>
+        <w:t> </w:t>
+      </w:r>
+    </w:p>
+    <w:p>
+      <w:r>
+        <w:t>Shikamaru (fait son  mudra caractéristique pour réflechir)</w:t>
+      </w:r>
+    </w:p>
+    <w:p>
+      <w:r>
+        <w:t>Ils sont 9, il vont entrer dans le domaine dans 4 minutes 45'.</w:t>
+      </w:r>
+    </w:p>
+    <w:p>
+      <w:r>
+        <w:t>On va déployer le plan Jiraya.</w:t>
       </w:r>
     </w:p>
     <w:p>
@@ -3310,15 +1555,7 @@
     </w:p>
     <w:p>
       <w:r>
-        <w:t>(</w:t>
-      </w:r>
-      <w:proofErr w:type="gramStart"/>
-      <w:r>
-        <w:t>les</w:t>
-      </w:r>
-      <w:proofErr w:type="gramEnd"/>
-      <w:r>
-        <w:t xml:space="preserve"> 4 robots se dispersent avec une rapidité surhumaine)</w:t>
+        <w:t>(les 4 robots se dispersent avec une rapidité surhumaine)</w:t>
       </w:r>
     </w:p>
     <w:p>
@@ -3333,41 +1570,23 @@
     </w:p>
     <w:p>
       <w:r>
-        <w:t xml:space="preserve">Voix Off de </w:t>
-      </w:r>
-      <w:proofErr w:type="spellStart"/>
-      <w:r>
-        <w:t>Shikamaru</w:t>
-      </w:r>
-      <w:proofErr w:type="spellEnd"/>
-    </w:p>
-    <w:p>
-      <w:r>
-        <w:t xml:space="preserve">Neutralisation des 9 </w:t>
-      </w:r>
-      <w:proofErr w:type="spellStart"/>
-      <w:r>
-        <w:t>aggresseurs</w:t>
-      </w:r>
-      <w:proofErr w:type="spellEnd"/>
-      <w:r>
-        <w:t xml:space="preserve">… temps de l'opération 127 secondes… </w:t>
-      </w:r>
-    </w:p>
-    <w:p>
-      <w:r>
-        <w:t> </w:t>
-      </w:r>
-    </w:p>
-    <w:p>
-      <w:r>
-        <w:t xml:space="preserve">Fin de </w:t>
-      </w:r>
-      <w:proofErr w:type="spellStart"/>
-      <w:r>
-        <w:t>scene</w:t>
-      </w:r>
-      <w:proofErr w:type="spellEnd"/>
+        <w:t>Voix Off de Shikamaru</w:t>
+      </w:r>
+    </w:p>
+    <w:p>
+      <w:r>
+        <w:t xml:space="preserve">Neutralisation des 9 aggresseurs… temps de l'opération 127 secondes… </w:t>
+      </w:r>
+    </w:p>
+    <w:p>
+      <w:r>
+        <w:t> </w:t>
+      </w:r>
+    </w:p>
+    <w:p>
+      <w:r>
+        <w:t>Fin de scene</w:t>
+      </w:r>
     </w:p>
     <w:p>
       <w:r>
@@ -3390,51 +1609,17 @@
     </w:p>
     <w:p>
       <w:r>
-        <w:t xml:space="preserve">Ce soir dès 21h10 après votre série préférée Coca avec </w:t>
-      </w:r>
-      <w:proofErr w:type="spellStart"/>
-      <w:r>
-        <w:t>Kev</w:t>
-      </w:r>
-      <w:proofErr w:type="spellEnd"/>
-      <w:r>
-        <w:t xml:space="preserve"> </w:t>
-      </w:r>
-      <w:proofErr w:type="spellStart"/>
-      <w:r>
-        <w:t>Elmaley</w:t>
-      </w:r>
-      <w:proofErr w:type="spellEnd"/>
-      <w:r>
-        <w:t xml:space="preserve">, sur DT TV : (apparaît en </w:t>
-      </w:r>
-      <w:proofErr w:type="spellStart"/>
-      <w:r>
-        <w:t>enorme</w:t>
-      </w:r>
-      <w:proofErr w:type="spellEnd"/>
-      <w:r>
-        <w:t>)</w:t>
-      </w:r>
-    </w:p>
-    <w:p>
-      <w:r>
-        <w:t> </w:t>
-      </w:r>
-    </w:p>
-    <w:p>
-      <w:r>
-        <w:t>(</w:t>
-      </w:r>
-      <w:proofErr w:type="spellStart"/>
-      <w:proofErr w:type="gramStart"/>
-      <w:r>
-        <w:t>D.Truth</w:t>
-      </w:r>
-      <w:proofErr w:type="spellEnd"/>
-      <w:proofErr w:type="gramEnd"/>
-      <w:r>
-        <w:t xml:space="preserve"> Justice.)</w:t>
+        <w:t>Ce soir dès 21h10 après votre série préférée Coca avec Kev Elmaley, sur DT TV : (apparaît en enorme)</w:t>
+      </w:r>
+    </w:p>
+    <w:p>
+      <w:r>
+        <w:t> </w:t>
+      </w:r>
+    </w:p>
+    <w:p>
+      <w:r>
+        <w:t>(D.Truth Justice.)</w:t>
       </w:r>
     </w:p>
     <w:p>
@@ -3444,23 +1629,7 @@
     </w:p>
     <w:p>
       <w:r>
-        <w:t>(</w:t>
-      </w:r>
-      <w:proofErr w:type="gramStart"/>
-      <w:r>
-        <w:t>images</w:t>
-      </w:r>
-      <w:proofErr w:type="gramEnd"/>
-      <w:r>
-        <w:t xml:space="preserve"> de </w:t>
-      </w:r>
-      <w:proofErr w:type="gramStart"/>
-      <w:r>
-        <w:t>personnes menottés</w:t>
-      </w:r>
-      <w:proofErr w:type="gramEnd"/>
-      <w:r>
-        <w:t xml:space="preserve"> surveillé par des policiers et des robots Karma police, s'exprimer devant une interface holographique, comme un tribunal,)</w:t>
+        <w:t>(images de personnes menottés surveillé par des policiers et des robots Karma police, s'exprimer devant une interface holographique, comme un tribunal,)</w:t>
       </w:r>
     </w:p>
     <w:p>
@@ -3470,23 +1639,7 @@
     </w:p>
     <w:p>
       <w:r>
-        <w:t>(</w:t>
-      </w:r>
-      <w:proofErr w:type="gramStart"/>
-      <w:r>
-        <w:t>on</w:t>
-      </w:r>
-      <w:proofErr w:type="gramEnd"/>
-      <w:r>
-        <w:t xml:space="preserve"> voit la balance de la justice et </w:t>
-      </w:r>
-      <w:proofErr w:type="spellStart"/>
-      <w:r>
-        <w:t>Nemesis</w:t>
-      </w:r>
-      <w:proofErr w:type="spellEnd"/>
-      <w:r>
-        <w:t xml:space="preserve"> qui tient la balance)</w:t>
+        <w:t>(on voit la balance de la justice et Nemesis qui tient la balance)</w:t>
       </w:r>
     </w:p>
     <w:p>
@@ -3501,47 +1654,18 @@
     </w:p>
     <w:p>
       <w:r>
-        <w:t xml:space="preserve">Jugement de L'attaque des oliviers palestiniens (images de la ferme de </w:t>
-      </w:r>
-      <w:proofErr w:type="spellStart"/>
-      <w:r>
-        <w:t>momo</w:t>
-      </w:r>
-      <w:proofErr w:type="spellEnd"/>
-      <w:r>
-        <w:t xml:space="preserve"> et le groupe armé, tous menottés)</w:t>
-      </w:r>
-    </w:p>
-    <w:p>
-      <w:r>
-        <w:t xml:space="preserve">Jugement de l'affaire Baby </w:t>
-      </w:r>
-      <w:proofErr w:type="spellStart"/>
-      <w:proofErr w:type="gramStart"/>
-      <w:r>
-        <w:t>oil</w:t>
-      </w:r>
-      <w:proofErr w:type="spellEnd"/>
-      <w:r>
-        <w:t xml:space="preserve">  (</w:t>
-      </w:r>
-      <w:proofErr w:type="gramEnd"/>
-      <w:r>
-        <w:t>images d'une bouteille d'huile pour bébé)</w:t>
+        <w:t>Jugement de L'attaque des oliviers palestiniens (images de la ferme de momo et le groupe armé, tous menottés)</w:t>
+      </w:r>
+    </w:p>
+    <w:p>
+      <w:r>
+        <w:t>Jugement de l'affaire Baby oil  (images d'une bouteille d'huile pour bébé)</w:t>
       </w:r>
     </w:p>
     <w:p>
       <w:r>
         <w:lastRenderedPageBreak/>
-        <w:t xml:space="preserve">Jugement de l'affaire </w:t>
-      </w:r>
-      <w:proofErr w:type="spellStart"/>
-      <w:r>
-        <w:t>Alstoum</w:t>
-      </w:r>
-      <w:proofErr w:type="spellEnd"/>
-      <w:r>
-        <w:t xml:space="preserve"> (images de trains, d'avions, de bateau) </w:t>
+        <w:t xml:space="preserve">Jugement de l'affaire Alstoum (images de trains, d'avions, de bateau) </w:t>
       </w:r>
     </w:p>
     <w:p>
@@ -3556,15 +1680,7 @@
     </w:p>
     <w:p>
       <w:r>
-        <w:t>(</w:t>
-      </w:r>
-      <w:proofErr w:type="gramStart"/>
-      <w:r>
-        <w:t>un</w:t>
-      </w:r>
-      <w:proofErr w:type="gramEnd"/>
-      <w:r>
-        <w:t xml:space="preserve"> message d'affiche : "Plus de 100 millions de connections Live !")</w:t>
+        <w:t>(un message d'affiche : "Plus de 100 millions de connections Live !")</w:t>
       </w:r>
       <w:r>
         <w:br/>
@@ -3573,15 +1689,7 @@
     </w:p>
     <w:p>
       <w:r>
-        <w:t>(</w:t>
-      </w:r>
-      <w:proofErr w:type="gramStart"/>
-      <w:r>
-        <w:t>s'affiche</w:t>
-      </w:r>
-      <w:proofErr w:type="gramEnd"/>
-      <w:r>
-        <w:t xml:space="preserve"> : D. Truth Justice Ce soir sur DT TV à 21h10)</w:t>
+        <w:t>(s'affiche : D. Truth Justice Ce soir sur DT TV à 21h10)</w:t>
       </w:r>
     </w:p>
     <w:p>
@@ -3620,577 +1728,290 @@
       </w:r>
     </w:p>
     <w:p>
-      <w:proofErr w:type="spellStart"/>
       <w:r>
         <w:rPr>
           <w:b/>
           <w:bCs/>
         </w:rPr>
-        <w:t>Scene</w:t>
-      </w:r>
-      <w:proofErr w:type="spellEnd"/>
-      <w:r>
+        <w:t>Scene le D.T Rehabilation Center" Tibet</w:t>
+      </w:r>
+    </w:p>
+    <w:p>
+      <w:r>
+        <w:t xml:space="preserve"> 8 ans après annonce</w:t>
+      </w:r>
+    </w:p>
+    <w:p>
+      <w:r>
+        <w:t>Dans un temple reclu dans l'himalaya</w:t>
+      </w:r>
+    </w:p>
+    <w:p>
+      <w:r>
+        <w:t>En Présentiel</w:t>
+      </w:r>
+    </w:p>
+    <w:p>
+      <w:r>
+        <w:t>Racaillou educateur sportif</w:t>
+      </w:r>
+    </w:p>
+    <w:p>
+      <w:r>
+        <w:t>Rabbin Jacob anonyme DTC israélien</w:t>
+      </w:r>
+      <w:r>
+        <w:br/>
+        <w:t>Le vénérable Hang (bien âgé)  moine bouddhiste anonyme DTC hymalaya</w:t>
+      </w:r>
+    </w:p>
+    <w:p>
+      <w:r>
+        <w:t xml:space="preserve">10 moines bouddhiste </w:t>
+      </w:r>
+    </w:p>
+    <w:p>
+      <w:r>
+        <w:t> </w:t>
+      </w:r>
+    </w:p>
+    <w:p>
+      <w:r>
+        <w:t>Les soldats vagabonds de la scene précedente + une dizaines de personnes.</w:t>
+      </w:r>
+    </w:p>
+    <w:p>
+      <w:r>
+        <w:t>La scene se passe en extérieur sur une falaise enneigé …</w:t>
+      </w:r>
+    </w:p>
+    <w:p>
+      <w:r>
+        <w:t>Tous les participants sont en train de faire des salutations de soleil coordonnés ensemble.Ils sont habillés de simple toge bouddhiste.</w:t>
+      </w:r>
+    </w:p>
+    <w:p>
+      <w:r>
+        <w:t>Une 10zaines de DTC BOT, sont égalements présent à reproduire les salutations du soleil. Le rabbin -tout en pratiquant- compte en hébreux.</w:t>
+      </w:r>
+    </w:p>
+    <w:p>
+      <w:r>
+        <w:t> </w:t>
+      </w:r>
+    </w:p>
+    <w:p>
+      <w:r>
+        <w:t>**Rabbin Jacob**</w:t>
+      </w:r>
+    </w:p>
+    <w:p>
+      <w:r>
+        <w:t>…107 (en hebreux)</w:t>
+      </w:r>
+    </w:p>
+    <w:p>
+      <w:r>
+        <w:t>(on voit le grand groupe pratiquer leur 108 eme salutation au soleil)</w:t>
+      </w:r>
+    </w:p>
+    <w:p>
+      <w:r>
+        <w:lastRenderedPageBreak/>
+        <w:t>108 (en hebreux)!!! Shalom</w:t>
+      </w:r>
+    </w:p>
+    <w:p>
+      <w:r>
+        <w:t> </w:t>
+      </w:r>
+    </w:p>
+    <w:p>
+      <w:r>
+        <w:t>**le groupe**</w:t>
+      </w:r>
+    </w:p>
+    <w:p>
+      <w:r>
+        <w:t>Shalom</w:t>
+      </w:r>
+    </w:p>
+    <w:p>
+      <w:r>
+        <w:t> </w:t>
+      </w:r>
+    </w:p>
+    <w:p>
+      <w:r>
+        <w:t>Gorilla</w:t>
+      </w:r>
+    </w:p>
+    <w:p>
+      <w:r>
+        <w:t>AUUUUMMMMMMMMMMMMMMMMMMMMMMMMMMMM</w:t>
+      </w:r>
+    </w:p>
+    <w:p>
+      <w:r>
+        <w:t> </w:t>
+      </w:r>
+    </w:p>
+    <w:p>
+      <w:r>
+        <w:t>Le groupe reprend</w:t>
+      </w:r>
+    </w:p>
+    <w:p>
+      <w:r>
+        <w:t>AUUUUMMMMMMMMMMMMMMMMMMMMMMMMMMMM</w:t>
+      </w:r>
+    </w:p>
+    <w:p>
+      <w:r>
+        <w:t>(silence )</w:t>
+      </w:r>
+    </w:p>
+    <w:p>
+      <w:pPr>
         <w:rPr>
           <w:b/>
           <w:bCs/>
+          <w:color w:val="EE0000"/>
         </w:rPr>
-        <w:t xml:space="preserve"> le D.T </w:t>
-      </w:r>
-      <w:proofErr w:type="spellStart"/>
+      </w:pPr>
       <w:r>
         <w:rPr>
           <w:b/>
           <w:bCs/>
+          <w:color w:val="EE0000"/>
         </w:rPr>
-        <w:t>Rehabilation</w:t>
-      </w:r>
-      <w:proofErr w:type="spellEnd"/>
+        <w:t> </w:t>
+      </w:r>
       <w:r>
         <w:rPr>
           <w:b/>
           <w:bCs/>
+          <w:color w:val="EE0000"/>
         </w:rPr>
-        <w:t xml:space="preserve"> Center" Tibet</w:t>
-      </w:r>
-    </w:p>
-    <w:p>
-      <w:r>
-        <w:t xml:space="preserve"> 8 ans après annonce</w:t>
-      </w:r>
-    </w:p>
-    <w:p>
-      <w:r>
-        <w:t xml:space="preserve">Dans un temple </w:t>
-      </w:r>
-      <w:proofErr w:type="spellStart"/>
-      <w:r>
-        <w:t>reclu</w:t>
-      </w:r>
-      <w:proofErr w:type="spellEnd"/>
-      <w:r>
-        <w:t xml:space="preserve"> dans </w:t>
-      </w:r>
-      <w:proofErr w:type="spellStart"/>
-      <w:r>
-        <w:t>l'himalaya</w:t>
-      </w:r>
-      <w:proofErr w:type="spellEnd"/>
-    </w:p>
-    <w:p>
-      <w:r>
-        <w:t>En Présentiel</w:t>
-      </w:r>
-    </w:p>
-    <w:p>
-      <w:proofErr w:type="spellStart"/>
-      <w:r>
-        <w:t>Racaillou</w:t>
-      </w:r>
-      <w:proofErr w:type="spellEnd"/>
-      <w:r>
-        <w:t xml:space="preserve"> </w:t>
-      </w:r>
-      <w:proofErr w:type="spellStart"/>
-      <w:r>
-        <w:t>educateur</w:t>
-      </w:r>
-      <w:proofErr w:type="spellEnd"/>
-      <w:r>
-        <w:t xml:space="preserve"> sportif</w:t>
-      </w:r>
-    </w:p>
-    <w:p>
-      <w:r>
-        <w:t>Rabbin Jacob anonyme DTC israélien</w:t>
-      </w:r>
-      <w:r>
+        <w:t>A REFAIRE</w:t>
+      </w:r>
+      <w:r>
+        <w:rPr>
+          <w:b/>
+          <w:bCs/>
+          <w:color w:val="EE0000"/>
+        </w:rPr>
         <w:br/>
-        <w:t xml:space="preserve">Le vénérable Hang (bien </w:t>
-      </w:r>
-      <w:proofErr w:type="gramStart"/>
-      <w:r>
-        <w:t>âgé)  moine</w:t>
-      </w:r>
-      <w:proofErr w:type="gramEnd"/>
-      <w:r>
-        <w:t xml:space="preserve"> bouddhiste anonyme DTC </w:t>
-      </w:r>
-      <w:proofErr w:type="spellStart"/>
-      <w:r>
-        <w:t>hymalaya</w:t>
-      </w:r>
-      <w:proofErr w:type="spellEnd"/>
-    </w:p>
-    <w:p>
-      <w:r>
-        <w:t xml:space="preserve">10 moines bouddhiste </w:t>
-      </w:r>
-    </w:p>
-    <w:p>
-      <w:r>
-        <w:t> </w:t>
-      </w:r>
-    </w:p>
-    <w:p>
-      <w:r>
-        <w:t xml:space="preserve">Les soldats vagabonds de la </w:t>
-      </w:r>
-      <w:proofErr w:type="spellStart"/>
-      <w:r>
-        <w:t>scene</w:t>
-      </w:r>
-      <w:proofErr w:type="spellEnd"/>
-      <w:r>
-        <w:t xml:space="preserve"> </w:t>
-      </w:r>
-      <w:proofErr w:type="spellStart"/>
-      <w:r>
-        <w:t>précedente</w:t>
-      </w:r>
-      <w:proofErr w:type="spellEnd"/>
-      <w:r>
-        <w:t xml:space="preserve"> + </w:t>
-      </w:r>
-      <w:proofErr w:type="gramStart"/>
-      <w:r>
-        <w:t>une dizaines</w:t>
-      </w:r>
-      <w:proofErr w:type="gramEnd"/>
-      <w:r>
-        <w:t xml:space="preserve"> de personnes.</w:t>
-      </w:r>
-    </w:p>
-    <w:p>
-      <w:r>
-        <w:t xml:space="preserve">La </w:t>
-      </w:r>
-      <w:proofErr w:type="spellStart"/>
-      <w:r>
-        <w:t>scene</w:t>
-      </w:r>
-      <w:proofErr w:type="spellEnd"/>
-      <w:r>
-        <w:t xml:space="preserve"> se passe en extérieur sur une falaise enneigé …</w:t>
-      </w:r>
-    </w:p>
-    <w:p>
-      <w:r>
-        <w:t xml:space="preserve">Tous les participants sont en train de faire des salutations de soleil coordonnés </w:t>
-      </w:r>
-      <w:proofErr w:type="spellStart"/>
-      <w:proofErr w:type="gramStart"/>
-      <w:r>
-        <w:t>ensemble.Ils</w:t>
-      </w:r>
-      <w:proofErr w:type="spellEnd"/>
-      <w:proofErr w:type="gramEnd"/>
-      <w:r>
-        <w:t xml:space="preserve"> sont habillés de simple toge bouddhiste.</w:t>
-      </w:r>
-    </w:p>
-    <w:p>
-      <w:r>
-        <w:t xml:space="preserve">Une 10zaines de DTC BOT, sont </w:t>
-      </w:r>
-      <w:proofErr w:type="spellStart"/>
-      <w:r>
-        <w:t>égalements</w:t>
-      </w:r>
-      <w:proofErr w:type="spellEnd"/>
-      <w:r>
-        <w:t xml:space="preserve"> présent à reproduire les salutations du soleil. Le rabbin -tout en pratiquant- compte en hébreux.</w:t>
-      </w:r>
-    </w:p>
-    <w:p>
-      <w:r>
-        <w:t> </w:t>
-      </w:r>
-    </w:p>
-    <w:p>
-      <w:r>
-        <w:t>**Rabbin Jacob**</w:t>
-      </w:r>
-    </w:p>
-    <w:p>
-      <w:r>
-        <w:t xml:space="preserve">…107 (en </w:t>
-      </w:r>
-      <w:proofErr w:type="spellStart"/>
-      <w:r>
-        <w:t>hebreux</w:t>
-      </w:r>
-      <w:proofErr w:type="spellEnd"/>
-      <w:r>
-        <w:t>)</w:t>
-      </w:r>
-    </w:p>
-    <w:p>
-      <w:r>
-        <w:t>(</w:t>
-      </w:r>
-      <w:proofErr w:type="gramStart"/>
-      <w:r>
-        <w:t>on</w:t>
-      </w:r>
-      <w:proofErr w:type="gramEnd"/>
-      <w:r>
-        <w:t xml:space="preserve"> voit le grand groupe pratiquer leur 108 </w:t>
-      </w:r>
-      <w:proofErr w:type="spellStart"/>
-      <w:r>
-        <w:t>eme</w:t>
-      </w:r>
-      <w:proofErr w:type="spellEnd"/>
-      <w:r>
-        <w:t xml:space="preserve"> salutation au soleil)</w:t>
+      </w:r>
+      <w:r>
+        <w:rPr>
+          <w:b/>
+          <w:bCs/>
+          <w:color w:val="EE0000"/>
+        </w:rPr>
+        <w:br/>
+        <w:t>Elipse narrative</w:t>
+      </w:r>
+    </w:p>
+    <w:p>
+      <w:r>
+        <w:t xml:space="preserve">**Racaillou** </w:t>
+      </w:r>
+    </w:p>
+    <w:p>
+      <w:r>
+        <w:t>(s'affiche sous lui)</w:t>
+      </w:r>
+    </w:p>
+    <w:p>
+      <w:r>
+        <w:t xml:space="preserve">[Racaillou - DT anonyme Educateur sportif à la D.Sport Academy, TruthID (vérifié) Eternal Sadhaka $D.Worth X.XXX.XXX.XXXX (Infos membres SADAKAH uniquement) </w:t>
+      </w:r>
+    </w:p>
+    <w:p>
+      <w:r>
+        <w:t xml:space="preserve">IAC mentors : [Panoramix, Yoda, B.Jesus, ... cliquez ici pour plus d’infos] </w:t>
+      </w:r>
+    </w:p>
+    <w:p>
+      <w:r>
+        <w:t>Mentor : Monkey]</w:t>
+      </w:r>
+    </w:p>
+    <w:p>
+      <w:r>
+        <w:t> </w:t>
+      </w:r>
+    </w:p>
+    <w:p>
+      <w:r>
+        <w:t>Messieurs, c'est loin d'être facile de faire 108 salutations Du soleil. Félicitation !</w:t>
+      </w:r>
+    </w:p>
+    <w:p>
+      <w:r>
+        <w:t>Nous pouvons aller nous préparer pour la collation en silence du matin.</w:t>
+      </w:r>
+    </w:p>
+    <w:p>
+      <w:r>
+        <w:t>Mais avant je souhaitais vous dire que je suis impressionné par votre ferveur et disciplines.</w:t>
+      </w:r>
+    </w:p>
+    <w:p>
+      <w:r>
+        <w:t>Ca fait deux ans jour pour jour, que vous avez intégré le programme de réinsertion de la DTC.</w:t>
+      </w:r>
+    </w:p>
+    <w:p>
+      <w:r>
+        <w:t xml:space="preserve">Vous avez commis pour la plupart des crimes odieux… </w:t>
+      </w:r>
+    </w:p>
+    <w:p>
+      <w:r>
+        <w:t>(images pillages, de violences sur femmes,vieillards, enfants)</w:t>
+      </w:r>
+    </w:p>
+    <w:p>
+      <w:r>
+        <w:t>Et dans l'ancien monde, on vous aurait exécuter pour ça ! En faisant cela, nous n'aurions qu'alimenter les flammes de la haine.</w:t>
+      </w:r>
+    </w:p>
+    <w:p>
+      <w:r>
+        <w:t>Mais la DTC a changé cette vision, avec l'instauration de la Karma Police pour apporter l'ordre, la DTC a également crée le Pardon du Karma.</w:t>
+      </w:r>
+    </w:p>
+    <w:p>
+      <w:r>
+        <w:t>L'essence principale du Pardon étant de donner une chance à tous, même aux pires criminelles.</w:t>
+      </w:r>
+    </w:p>
+    <w:p>
+      <w:r>
+        <w:t>Des criminelles tel que vous (il marche parmi le groupe)</w:t>
       </w:r>
     </w:p>
     <w:p>
       <w:r>
         <w:lastRenderedPageBreak/>
-        <w:t xml:space="preserve">108 (en </w:t>
-      </w:r>
-      <w:proofErr w:type="spellStart"/>
-      <w:proofErr w:type="gramStart"/>
-      <w:r>
-        <w:t>hebreux</w:t>
-      </w:r>
-      <w:proofErr w:type="spellEnd"/>
-      <w:r>
-        <w:t>)!!!</w:t>
-      </w:r>
-      <w:proofErr w:type="gramEnd"/>
-      <w:r>
-        <w:t xml:space="preserve"> Shalom</w:t>
-      </w:r>
-    </w:p>
-    <w:p>
-      <w:r>
-        <w:t> </w:t>
-      </w:r>
-    </w:p>
-    <w:p>
-      <w:r>
-        <w:t>**le groupe**</w:t>
-      </w:r>
-    </w:p>
-    <w:p>
-      <w:r>
-        <w:t>Shalom</w:t>
-      </w:r>
-    </w:p>
-    <w:p>
-      <w:r>
-        <w:t> </w:t>
-      </w:r>
-    </w:p>
-    <w:p>
-      <w:proofErr w:type="spellStart"/>
-      <w:r>
-        <w:t>Gorilla</w:t>
-      </w:r>
-      <w:proofErr w:type="spellEnd"/>
-    </w:p>
-    <w:p>
-      <w:r>
-        <w:t>AUUUUMMMMMMMMMMMMMMMMMMMMMMMMMMMM</w:t>
-      </w:r>
-    </w:p>
-    <w:p>
-      <w:r>
-        <w:t> </w:t>
-      </w:r>
-    </w:p>
-    <w:p>
-      <w:r>
-        <w:t>Le groupe reprend</w:t>
-      </w:r>
-    </w:p>
-    <w:p>
-      <w:r>
-        <w:t>AUUUUMMMMMMMMMMMMMMMMMMMMMMMMMMMM</w:t>
-      </w:r>
-    </w:p>
-    <w:p>
-      <w:r>
-        <w:t>(</w:t>
-      </w:r>
-      <w:proofErr w:type="gramStart"/>
-      <w:r>
-        <w:t>silence )</w:t>
-      </w:r>
-      <w:proofErr w:type="gramEnd"/>
-    </w:p>
-    <w:p>
-      <w:r>
-        <w:t> </w:t>
-      </w:r>
-    </w:p>
-    <w:p>
-      <w:r>
-        <w:t>**</w:t>
-      </w:r>
-      <w:proofErr w:type="spellStart"/>
-      <w:r>
-        <w:t>Racaillou</w:t>
-      </w:r>
-      <w:proofErr w:type="spellEnd"/>
-      <w:r>
-        <w:t xml:space="preserve">** </w:t>
-      </w:r>
-    </w:p>
-    <w:p>
-      <w:r>
-        <w:t>(</w:t>
-      </w:r>
-      <w:proofErr w:type="gramStart"/>
-      <w:r>
-        <w:t>s'affiche</w:t>
-      </w:r>
-      <w:proofErr w:type="gramEnd"/>
-      <w:r>
-        <w:t xml:space="preserve"> sous lui)</w:t>
-      </w:r>
-    </w:p>
-    <w:p>
-      <w:r>
-        <w:t>[</w:t>
-      </w:r>
-      <w:proofErr w:type="spellStart"/>
-      <w:r>
-        <w:t>Racaillou</w:t>
-      </w:r>
-      <w:proofErr w:type="spellEnd"/>
-      <w:r>
-        <w:t xml:space="preserve"> - DT anonyme Educateur sportif à la </w:t>
-      </w:r>
-      <w:proofErr w:type="spellStart"/>
-      <w:proofErr w:type="gramStart"/>
-      <w:r>
-        <w:t>D.Sport</w:t>
-      </w:r>
-      <w:proofErr w:type="spellEnd"/>
-      <w:proofErr w:type="gramEnd"/>
-      <w:r>
-        <w:t xml:space="preserve"> </w:t>
-      </w:r>
-      <w:proofErr w:type="spellStart"/>
-      <w:r>
-        <w:t>Academy</w:t>
-      </w:r>
-      <w:proofErr w:type="spellEnd"/>
-      <w:r>
-        <w:t xml:space="preserve">, </w:t>
-      </w:r>
-      <w:proofErr w:type="spellStart"/>
-      <w:r>
-        <w:t>TruthID</w:t>
-      </w:r>
-      <w:proofErr w:type="spellEnd"/>
-      <w:r>
-        <w:t xml:space="preserve"> (vérifié) Eternal </w:t>
-      </w:r>
-      <w:proofErr w:type="spellStart"/>
-      <w:r>
-        <w:t>Sadhaka</w:t>
-      </w:r>
-      <w:proofErr w:type="spellEnd"/>
-      <w:r>
-        <w:t xml:space="preserve"> $</w:t>
-      </w:r>
-      <w:proofErr w:type="spellStart"/>
-      <w:proofErr w:type="gramStart"/>
-      <w:r>
-        <w:t>D.Worth</w:t>
-      </w:r>
-      <w:proofErr w:type="spellEnd"/>
-      <w:proofErr w:type="gramEnd"/>
-      <w:r>
-        <w:t xml:space="preserve"> X.XXX.XXX.XXXX (Infos membres SADAKAH uniquement) </w:t>
-      </w:r>
-    </w:p>
-    <w:p>
-      <w:r>
-        <w:t>IAC mentors : [</w:t>
-      </w:r>
-      <w:proofErr w:type="spellStart"/>
-      <w:r>
-        <w:t>Panoramix</w:t>
-      </w:r>
-      <w:proofErr w:type="spellEnd"/>
-      <w:r>
-        <w:t xml:space="preserve">, Yoda, </w:t>
-      </w:r>
-      <w:proofErr w:type="spellStart"/>
-      <w:proofErr w:type="gramStart"/>
-      <w:r>
-        <w:t>B.Jesus</w:t>
-      </w:r>
-      <w:proofErr w:type="spellEnd"/>
-      <w:proofErr w:type="gramEnd"/>
-      <w:r>
-        <w:t xml:space="preserve">, ... cliquez ici pour plus d’infos] </w:t>
-      </w:r>
-    </w:p>
-    <w:p>
-      <w:r>
-        <w:t>Mentor : Monkey]</w:t>
-      </w:r>
-    </w:p>
-    <w:p>
-      <w:r>
-        <w:t> </w:t>
-      </w:r>
-    </w:p>
-    <w:p>
-      <w:r>
-        <w:t>Messieurs, c'est loin d'être facile de faire 108 salutations Du soleil. Félicitation !</w:t>
-      </w:r>
-    </w:p>
-    <w:p>
-      <w:r>
-        <w:t>Nous pouvons aller nous préparer pour la collation en silence du matin.</w:t>
-      </w:r>
-    </w:p>
-    <w:p>
-      <w:r>
-        <w:t>Mais avant je souhaitais vous dire que je suis impressionné par votre ferveur et disciplines.</w:t>
-      </w:r>
-    </w:p>
-    <w:p>
-      <w:proofErr w:type="spellStart"/>
-      <w:proofErr w:type="gramStart"/>
-      <w:r>
-        <w:t>Ca</w:t>
-      </w:r>
-      <w:proofErr w:type="spellEnd"/>
-      <w:proofErr w:type="gramEnd"/>
-      <w:r>
-        <w:t xml:space="preserve"> fait deux ans jour pour jour, que vous avez intégré le programme de réinsertion de la DTC.</w:t>
-      </w:r>
-    </w:p>
-    <w:p>
-      <w:r>
-        <w:t xml:space="preserve">Vous avez commis pour la plupart des crimes odieux… </w:t>
-      </w:r>
-    </w:p>
-    <w:p>
-      <w:r>
-        <w:t>(</w:t>
-      </w:r>
-      <w:proofErr w:type="gramStart"/>
-      <w:r>
-        <w:t>images</w:t>
-      </w:r>
-      <w:proofErr w:type="gramEnd"/>
-      <w:r>
-        <w:t xml:space="preserve"> pillages, de violences sur </w:t>
-      </w:r>
-      <w:proofErr w:type="spellStart"/>
-      <w:proofErr w:type="gramStart"/>
-      <w:r>
-        <w:t>femmes,vieillards</w:t>
-      </w:r>
-      <w:proofErr w:type="spellEnd"/>
-      <w:proofErr w:type="gramEnd"/>
-      <w:r>
-        <w:t>, enfants)</w:t>
-      </w:r>
-    </w:p>
-    <w:p>
-      <w:r>
-        <w:t>Et dans l'ancien monde, on vous aurait exécuter pour ça ! En faisant cela, nous n'aurions qu'alimenter les flammes de la haine.</w:t>
-      </w:r>
-    </w:p>
-    <w:p>
-      <w:r>
-        <w:t>Mais la DTC a changé cette vision, avec l'instauration de la Karma Police pour apporter l'ordre, la DTC a également crée le Pardon du Karma.</w:t>
-      </w:r>
-    </w:p>
-    <w:p>
-      <w:r>
-        <w:t>L'essence principale du Pardon étant de donner une chance à tous, même aux pires criminelles.</w:t>
-      </w:r>
-    </w:p>
-    <w:p>
-      <w:r>
-        <w:t>Des criminelles tel que vous (il marche parmi le groupe)</w:t>
-      </w:r>
-    </w:p>
-    <w:p>
-      <w:r>
-        <w:t xml:space="preserve">Quand vous êtes arrivés </w:t>
-      </w:r>
-      <w:proofErr w:type="gramStart"/>
-      <w:r>
-        <w:t>ici ,</w:t>
-      </w:r>
-      <w:proofErr w:type="gramEnd"/>
-      <w:r>
-        <w:t xml:space="preserve"> vous nous crachiez à la figure et ne vivait que pour la </w:t>
-      </w:r>
-      <w:proofErr w:type="gramStart"/>
-      <w:r>
-        <w:t>violence..</w:t>
-      </w:r>
-      <w:proofErr w:type="gramEnd"/>
-    </w:p>
-    <w:p>
-      <w:r>
-        <w:lastRenderedPageBreak/>
-        <w:t>(</w:t>
-      </w:r>
-      <w:proofErr w:type="spellStart"/>
-      <w:proofErr w:type="gramStart"/>
-      <w:r>
-        <w:t>scene</w:t>
-      </w:r>
-      <w:proofErr w:type="spellEnd"/>
-      <w:proofErr w:type="gramEnd"/>
-      <w:r>
-        <w:t xml:space="preserve"> ou on voit le groupe en colère qui se font maitriser par les robots)</w:t>
-      </w:r>
-    </w:p>
-    <w:p>
-      <w:r>
-        <w:t xml:space="preserve">Mais dans notre combat pour ramener la </w:t>
-      </w:r>
-      <w:proofErr w:type="gramStart"/>
-      <w:r>
-        <w:t>paix ,</w:t>
-      </w:r>
-      <w:proofErr w:type="gramEnd"/>
-      <w:r>
-        <w:t xml:space="preserve"> nous avons persisté à vous éduquer et à vous </w:t>
-      </w:r>
-      <w:proofErr w:type="spellStart"/>
-      <w:r>
-        <w:t>appaiser</w:t>
-      </w:r>
-      <w:proofErr w:type="spellEnd"/>
-      <w:r>
-        <w:t>.</w:t>
-      </w:r>
-    </w:p>
-    <w:p>
-      <w:r>
-        <w:t>(</w:t>
-      </w:r>
-      <w:proofErr w:type="gramStart"/>
-      <w:r>
-        <w:t>image</w:t>
-      </w:r>
-      <w:proofErr w:type="gramEnd"/>
-      <w:r>
-        <w:t xml:space="preserve"> de </w:t>
-      </w:r>
-      <w:proofErr w:type="spellStart"/>
-      <w:r>
-        <w:t>Racaillou</w:t>
-      </w:r>
-      <w:proofErr w:type="spellEnd"/>
-      <w:r>
-        <w:t xml:space="preserve"> sur le judo)</w:t>
+        <w:t>Quand vous êtes arrivés ici , vous nous crachiez à la figure et ne vivait que pour la violence..</w:t>
+      </w:r>
+    </w:p>
+    <w:p>
+      <w:r>
+        <w:t>(scene ou on voit le groupe en colère qui se font maitriser par les robots)</w:t>
+      </w:r>
+    </w:p>
+    <w:p>
+      <w:r>
+        <w:t>Mais dans notre combat pour ramener la paix , nous avons persisté à vous éduquer et à vous appaiser.</w:t>
+      </w:r>
+    </w:p>
+    <w:p>
+      <w:r>
+        <w:t>(image de Racaillou sur le judo)</w:t>
       </w:r>
     </w:p>
     <w:p>
@@ -4200,28 +2021,12 @@
     </w:p>
     <w:p>
       <w:r>
-        <w:t>(</w:t>
-      </w:r>
-      <w:proofErr w:type="gramStart"/>
-      <w:r>
-        <w:t>on</w:t>
-      </w:r>
-      <w:proofErr w:type="gramEnd"/>
-      <w:r>
-        <w:t xml:space="preserve"> voit le groupe de criminelles pleurer et se prendre dans les bras, devant les photos des enfants de guerre)</w:t>
-      </w:r>
-    </w:p>
-    <w:p>
-      <w:r>
-        <w:t>Nous vous avons simplement montrer le chemin. (</w:t>
-      </w:r>
-      <w:proofErr w:type="gramStart"/>
-      <w:r>
-        <w:t>il</w:t>
-      </w:r>
-      <w:proofErr w:type="gramEnd"/>
-      <w:r>
-        <w:t xml:space="preserve"> s'arrête devant la falaise et se retourne)</w:t>
+        <w:t>(on voit le groupe de criminelles pleurer et se prendre dans les bras, devant les photos des enfants de guerre)</w:t>
+      </w:r>
+    </w:p>
+    <w:p>
+      <w:r>
+        <w:t>Nous vous avons simplement montrer le chemin. (il s'arrête devant la falaise et se retourne)</w:t>
       </w:r>
     </w:p>
     <w:p>
@@ -4230,7 +2035,16 @@
       </w:r>
       <w:r>
         <w:br/>
-        <w:t>Dorénavant vous dormirez dans des dortoirs commun, ça va vous changer de votre cellule de méditation.</w:t>
+        <w:t>Dorénavant vous dormirez dans des dortoirs commun, ça va vous changer de votre c</w:t>
+      </w:r>
+      <w:r>
+        <w:t>hambre</w:t>
+      </w:r>
+      <w:r>
+        <w:t xml:space="preserve"> de méditation.</w:t>
+      </w:r>
+      <w:r>
+        <w:br/>
       </w:r>
       <w:r>
         <w:br/>
@@ -4238,15 +2052,7 @@
       </w:r>
       <w:r>
         <w:br/>
-        <w:t xml:space="preserve">Appliquer le </w:t>
-      </w:r>
-      <w:proofErr w:type="spellStart"/>
-      <w:r>
-        <w:t>bramahcharya</w:t>
-      </w:r>
-      <w:proofErr w:type="spellEnd"/>
-      <w:r>
-        <w:t xml:space="preserve"> jusqu'à 6h30 après la prise du petit déjeuner.</w:t>
+        <w:t>Appliquer le bramahcharya jusqu'à 6h30 après la prise du petit déjeuner.</w:t>
       </w:r>
       <w:r>
         <w:br/>
@@ -4264,36 +2070,12 @@
     </w:p>
     <w:p>
       <w:r>
-        <w:t>(</w:t>
-      </w:r>
-      <w:proofErr w:type="gramStart"/>
-      <w:r>
-        <w:t>une</w:t>
-      </w:r>
-      <w:proofErr w:type="gramEnd"/>
-      <w:r>
-        <w:t xml:space="preserve"> main dans le groupe se lève, </w:t>
-      </w:r>
-      <w:proofErr w:type="spellStart"/>
-      <w:r>
-        <w:t>Racaillou</w:t>
-      </w:r>
-      <w:proofErr w:type="spellEnd"/>
-      <w:r>
-        <w:t xml:space="preserve"> lui fait signe qu'il peut parler)</w:t>
-      </w:r>
-    </w:p>
-    <w:p>
-      <w:r>
-        <w:t>**</w:t>
-      </w:r>
-      <w:proofErr w:type="spellStart"/>
-      <w:r>
-        <w:t>Racaillou</w:t>
-      </w:r>
-      <w:proofErr w:type="spellEnd"/>
-      <w:r>
-        <w:t>**</w:t>
+        <w:t>(une main dans le groupe se lève, Racaillou lui fait signe qu'il peut parler)</w:t>
+      </w:r>
+    </w:p>
+    <w:p>
+      <w:r>
+        <w:t>**Racaillou**</w:t>
       </w:r>
     </w:p>
     <w:p>
@@ -4308,129 +2090,32 @@
     </w:p>
     <w:p>
       <w:r>
-        <w:t xml:space="preserve">[Ben le pénitent- DT anonyme EN REPENTANCE Pour : 8 ans, </w:t>
-      </w:r>
-      <w:proofErr w:type="spellStart"/>
-      <w:r>
-        <w:t>TruthID</w:t>
-      </w:r>
-      <w:proofErr w:type="spellEnd"/>
-      <w:r>
-        <w:t xml:space="preserve"> (vérifié) Padawan </w:t>
-      </w:r>
-      <w:proofErr w:type="spellStart"/>
-      <w:r>
-        <w:t>Sadhaka</w:t>
-      </w:r>
-      <w:proofErr w:type="spellEnd"/>
-      <w:r>
-        <w:t xml:space="preserve"> $</w:t>
-      </w:r>
-      <w:proofErr w:type="spellStart"/>
-      <w:proofErr w:type="gramStart"/>
-      <w:r>
-        <w:t>D.Worth</w:t>
-      </w:r>
-      <w:proofErr w:type="spellEnd"/>
-      <w:proofErr w:type="gramEnd"/>
-      <w:r>
-        <w:t xml:space="preserve"> 26.000) </w:t>
-      </w:r>
-    </w:p>
-    <w:p>
-      <w:r>
-        <w:t xml:space="preserve">IAC mentors : [Salomon, David, </w:t>
-      </w:r>
-      <w:proofErr w:type="spellStart"/>
-      <w:proofErr w:type="gramStart"/>
-      <w:r>
-        <w:t>B.Jesus</w:t>
-      </w:r>
-      <w:proofErr w:type="spellEnd"/>
-      <w:proofErr w:type="gramEnd"/>
-      <w:r>
-        <w:t xml:space="preserve">, ... cliquez ici pour plus d’infos] </w:t>
-      </w:r>
-    </w:p>
-    <w:p>
-      <w:r>
-        <w:t xml:space="preserve">Mentor </w:t>
-      </w:r>
-      <w:proofErr w:type="gramStart"/>
-      <w:r>
-        <w:t xml:space="preserve">[ </w:t>
-      </w:r>
-      <w:proofErr w:type="spellStart"/>
-      <w:r>
-        <w:t>Racaillou</w:t>
-      </w:r>
-      <w:proofErr w:type="spellEnd"/>
-      <w:proofErr w:type="gramEnd"/>
-      <w:r>
-        <w:t>]</w:t>
-      </w:r>
-    </w:p>
-    <w:p>
-      <w:r>
-        <w:t> </w:t>
-      </w:r>
-    </w:p>
-    <w:p>
-      <w:r>
-        <w:t>(</w:t>
-      </w:r>
-      <w:proofErr w:type="gramStart"/>
-      <w:r>
-        <w:t>flashback</w:t>
-      </w:r>
-      <w:proofErr w:type="gramEnd"/>
-      <w:r>
-        <w:t xml:space="preserve"> ou voit le robot Naruto qui le couche instantanément avec une sorte de </w:t>
-      </w:r>
-      <w:proofErr w:type="spellStart"/>
-      <w:r>
-        <w:t>rasengan</w:t>
-      </w:r>
-      <w:proofErr w:type="spellEnd"/>
-      <w:r>
-        <w:t xml:space="preserve"> </w:t>
-      </w:r>
-      <w:proofErr w:type="spellStart"/>
-      <w:r>
-        <w:t>taser</w:t>
-      </w:r>
-      <w:proofErr w:type="spellEnd"/>
-      <w:r>
-        <w:t xml:space="preserve"> </w:t>
-      </w:r>
-      <w:proofErr w:type="spellStart"/>
-      <w:r>
-        <w:t>electrique</w:t>
-      </w:r>
-      <w:proofErr w:type="spellEnd"/>
-      <w:r>
-        <w:t xml:space="preserve"> effet)</w:t>
-      </w:r>
-    </w:p>
-    <w:p>
-      <w:r>
-        <w:t xml:space="preserve">Oui je parle au nom des miens, mais je pense que l'on considère tout ça comme 8 </w:t>
-      </w:r>
-      <w:proofErr w:type="gramStart"/>
-      <w:r>
-        <w:t>ans  de</w:t>
-      </w:r>
-      <w:proofErr w:type="gramEnd"/>
-      <w:r>
-        <w:t xml:space="preserve"> Bénédiction. (</w:t>
-      </w:r>
-      <w:proofErr w:type="gramStart"/>
-      <w:r>
-        <w:t>il</w:t>
-      </w:r>
-      <w:proofErr w:type="gramEnd"/>
-      <w:r>
-        <w:t xml:space="preserve"> sourit légèrement)</w:t>
+        <w:t xml:space="preserve">[Ben le pénitent- DT anonyme EN REPENTANCE Pour : 8 ans, TruthID (vérifié) Padawan Sadhaka $D.Worth 26.000) </w:t>
+      </w:r>
+    </w:p>
+    <w:p>
+      <w:r>
+        <w:t xml:space="preserve">IAC mentors : [Salomon, David, B.Jesus, ... cliquez ici pour plus d’infos] </w:t>
+      </w:r>
+    </w:p>
+    <w:p>
+      <w:r>
+        <w:t>Mentor [ Racaillou]</w:t>
+      </w:r>
+    </w:p>
+    <w:p>
+      <w:r>
+        <w:t> </w:t>
+      </w:r>
+    </w:p>
+    <w:p>
+      <w:r>
+        <w:t>(flashback ou voit le robot Naruto qui le couche instantanément avec une sorte de rasengan taser electrique effet)</w:t>
+      </w:r>
+    </w:p>
+    <w:p>
+      <w:r>
+        <w:t>Oui je parle au nom des miens, mais je pense que l'on considère tout ça comme 8 ans  de Bénédiction. (il sourit légèrement)</w:t>
       </w:r>
     </w:p>
     <w:p>
@@ -4454,162 +2139,33 @@
     </w:p>
     <w:p>
       <w:r>
-        <w:t> </w:t>
-      </w:r>
-    </w:p>
-    <w:p>
-      <w:r>
-        <w:t>**Daniel** (</w:t>
-      </w:r>
-      <w:proofErr w:type="spellStart"/>
-      <w:r>
-        <w:t>leve</w:t>
-      </w:r>
-      <w:proofErr w:type="spellEnd"/>
-      <w:r>
-        <w:t xml:space="preserve"> la main et on lui dit Dany </w:t>
-      </w:r>
-      <w:proofErr w:type="spellStart"/>
-      <w:r>
-        <w:t>vas y</w:t>
-      </w:r>
-      <w:proofErr w:type="spellEnd"/>
-      <w:r>
-        <w:t>)</w:t>
-      </w:r>
-    </w:p>
-    <w:p>
-      <w:r>
         <w:lastRenderedPageBreak/>
-        <w:t>(</w:t>
-      </w:r>
-      <w:proofErr w:type="gramStart"/>
-      <w:r>
-        <w:t>flashback</w:t>
-      </w:r>
-      <w:proofErr w:type="gramEnd"/>
-      <w:r>
-        <w:t xml:space="preserve"> ou voit le robot Sasuke, d'un arbre qui lance un </w:t>
-      </w:r>
-      <w:proofErr w:type="spellStart"/>
-      <w:r>
-        <w:t>Kunai</w:t>
-      </w:r>
-      <w:proofErr w:type="spellEnd"/>
-      <w:r>
-        <w:t xml:space="preserve"> qui </w:t>
-      </w:r>
-      <w:proofErr w:type="spellStart"/>
-      <w:r>
-        <w:t>touchea</w:t>
-      </w:r>
-      <w:proofErr w:type="spellEnd"/>
-      <w:r>
-        <w:t xml:space="preserve"> nuque de </w:t>
-      </w:r>
-      <w:proofErr w:type="gramStart"/>
-      <w:r>
-        <w:t>Daniel  -</w:t>
-      </w:r>
-      <w:proofErr w:type="gramEnd"/>
-      <w:r>
-        <w:t xml:space="preserve">le </w:t>
-      </w:r>
-      <w:proofErr w:type="spellStart"/>
-      <w:r>
-        <w:t>kunai</w:t>
-      </w:r>
-      <w:proofErr w:type="spellEnd"/>
-      <w:r>
-        <w:t xml:space="preserve"> revient ensuite à </w:t>
-      </w:r>
-      <w:proofErr w:type="spellStart"/>
-      <w:r>
-        <w:t>sasuke</w:t>
-      </w:r>
-      <w:proofErr w:type="spellEnd"/>
-      <w:r>
-        <w:t xml:space="preserve"> - et le couche instantanément avec une sorte de </w:t>
-      </w:r>
-      <w:proofErr w:type="spellStart"/>
-      <w:r>
-        <w:t>taser</w:t>
-      </w:r>
-      <w:proofErr w:type="spellEnd"/>
-      <w:r>
-        <w:t xml:space="preserve"> </w:t>
-      </w:r>
-      <w:proofErr w:type="spellStart"/>
-      <w:r>
-        <w:t>electrique</w:t>
-      </w:r>
-      <w:proofErr w:type="spellEnd"/>
-      <w:r>
-        <w:t xml:space="preserve"> effet)</w:t>
-      </w:r>
-    </w:p>
-    <w:p>
-      <w:r>
-        <w:t xml:space="preserve">[Daniel le pénitent- DT anonyme EN REPENTANCE Pour : 8 ans, </w:t>
-      </w:r>
-      <w:proofErr w:type="spellStart"/>
-      <w:r>
-        <w:t>TruthID</w:t>
-      </w:r>
-      <w:proofErr w:type="spellEnd"/>
-      <w:r>
-        <w:t xml:space="preserve"> (vérifié) Padawan </w:t>
-      </w:r>
-      <w:proofErr w:type="spellStart"/>
-      <w:r>
-        <w:t>Sadhaka</w:t>
-      </w:r>
-      <w:proofErr w:type="spellEnd"/>
-      <w:r>
-        <w:t xml:space="preserve"> $</w:t>
-      </w:r>
-      <w:proofErr w:type="spellStart"/>
-      <w:proofErr w:type="gramStart"/>
-      <w:r>
-        <w:t>D.Worth</w:t>
-      </w:r>
-      <w:proofErr w:type="spellEnd"/>
-      <w:proofErr w:type="gramEnd"/>
-      <w:r>
-        <w:t xml:space="preserve"> 26.000) </w:t>
-      </w:r>
-    </w:p>
-    <w:p>
-      <w:r>
-        <w:t xml:space="preserve">IAC mentors : [Salomon, David, </w:t>
-      </w:r>
-      <w:proofErr w:type="spellStart"/>
-      <w:proofErr w:type="gramStart"/>
-      <w:r>
-        <w:t>B.Jesus</w:t>
-      </w:r>
-      <w:proofErr w:type="spellEnd"/>
-      <w:proofErr w:type="gramEnd"/>
-      <w:r>
-        <w:t xml:space="preserve">, ... cliquez ici pour plus d’infos] </w:t>
-      </w:r>
-    </w:p>
-    <w:p>
-      <w:r>
-        <w:t xml:space="preserve">Mentor </w:t>
-      </w:r>
-      <w:proofErr w:type="gramStart"/>
-      <w:r>
-        <w:t xml:space="preserve">[ </w:t>
-      </w:r>
-      <w:proofErr w:type="spellStart"/>
-      <w:r>
-        <w:t>Racaillou</w:t>
-      </w:r>
-      <w:proofErr w:type="spellEnd"/>
-      <w:proofErr w:type="gramEnd"/>
-      <w:r>
-        <w:t>]</w:t>
+        <w:t> </w:t>
+      </w:r>
+    </w:p>
+    <w:p>
+      <w:r>
+        <w:t>**Daniel** (leve la main et on lui dit Dany vas y)</w:t>
+      </w:r>
+    </w:p>
+    <w:p>
+      <w:r>
+        <w:t>(flashback ou voit le robot Sasuke, d'un arbre qui lance un Kunai qui touchea nuque de Daniel  -le kunai revient ensuite à sasuke - et le couche instantanément avec une sorte de taser electrique effet)</w:t>
+      </w:r>
+    </w:p>
+    <w:p>
+      <w:r>
+        <w:t xml:space="preserve">[Daniel le pénitent- DT anonyme EN REPENTANCE Pour : 8 ans, TruthID (vérifié) Padawan Sadhaka $D.Worth 26.000) </w:t>
+      </w:r>
+    </w:p>
+    <w:p>
+      <w:r>
+        <w:t xml:space="preserve">IAC mentors : [Salomon, David, B.Jesus, ... cliquez ici pour plus d’infos] </w:t>
+      </w:r>
+    </w:p>
+    <w:p>
+      <w:r>
+        <w:t>Mentor [ Racaillou]</w:t>
       </w:r>
     </w:p>
     <w:p>
@@ -4619,39 +2175,7 @@
     </w:p>
     <w:p>
       <w:r>
-        <w:t xml:space="preserve">Dans mes études, j'ai lu l'histoire du </w:t>
-      </w:r>
-      <w:proofErr w:type="spellStart"/>
-      <w:r>
-        <w:t>samourai</w:t>
-      </w:r>
-      <w:proofErr w:type="spellEnd"/>
-      <w:r>
-        <w:t xml:space="preserve"> légendaire </w:t>
-      </w:r>
-      <w:proofErr w:type="spellStart"/>
-      <w:r>
-        <w:t>Musashi</w:t>
-      </w:r>
-      <w:proofErr w:type="spellEnd"/>
-      <w:r>
-        <w:t xml:space="preserve"> </w:t>
-      </w:r>
-      <w:proofErr w:type="spellStart"/>
-      <w:r>
-        <w:t>Miyamoto</w:t>
-      </w:r>
-      <w:proofErr w:type="spellEnd"/>
-      <w:r>
-        <w:t xml:space="preserve"> qui avant de devenir grand maître du combat et de la poésie était une brute qui utilisait la violence pour vivre. Il se fait recueillir par un moine alors que </w:t>
-      </w:r>
-      <w:proofErr w:type="spellStart"/>
-      <w:r>
-        <w:t>Musashi</w:t>
-      </w:r>
-      <w:proofErr w:type="spellEnd"/>
-      <w:r>
-        <w:t xml:space="preserve"> essayait de voler, et le moine l'enferma dans une pièce pleine de livres pendant deux ans….</w:t>
+        <w:t>Dans mes études, j'ai lu l'histoire du samourai légendaire Musashi Miyamoto qui avant de devenir grand maître du combat et de la poésie était une brute qui utilisait la violence pour vivre. Il se fait recueillir par un moine alors que Musashi essayait de voler, et le moine l'enferma dans une pièce pleine de livres pendant deux ans….</w:t>
       </w:r>
     </w:p>
     <w:p>
@@ -4680,36 +2204,12 @@
       </w:r>
       <w:r>
         <w:br/>
-        <w:t xml:space="preserve">Chaque jour que Dieu me donne, je me réveille avec enthousiasme et envie pour apprendre et à pratiquer le Yoga, </w:t>
-      </w:r>
-      <w:proofErr w:type="gramStart"/>
-      <w:r>
-        <w:t>le  Kung</w:t>
-      </w:r>
-      <w:proofErr w:type="gramEnd"/>
-      <w:r>
-        <w:t xml:space="preserve"> fu </w:t>
-      </w:r>
-      <w:proofErr w:type="spellStart"/>
-      <w:r>
-        <w:t>Shaolin</w:t>
-      </w:r>
-      <w:proofErr w:type="spellEnd"/>
-      <w:r>
-        <w:t>.</w:t>
-      </w:r>
-    </w:p>
-    <w:p>
-      <w:r>
-        <w:t>(</w:t>
-      </w:r>
-      <w:proofErr w:type="gramStart"/>
-      <w:r>
-        <w:t>on</w:t>
-      </w:r>
-      <w:proofErr w:type="gramEnd"/>
-      <w:r>
-        <w:t xml:space="preserve"> voit les détenus travailler sur des postures de Kung fu)</w:t>
+        <w:t>Chaque jour que Dieu me donne, je me réveille avec enthousiasme et envie pour apprendre et à pratiquer le Yoga, le  Kung fu Shaolin.</w:t>
+      </w:r>
+    </w:p>
+    <w:p>
+      <w:r>
+        <w:t>(on voit les détenus travailler sur des postures de Kung fu)</w:t>
       </w:r>
     </w:p>
     <w:p>
@@ -4719,31 +2219,7 @@
     </w:p>
     <w:p>
       <w:r>
-        <w:t>(</w:t>
-      </w:r>
-      <w:proofErr w:type="gramStart"/>
-      <w:r>
-        <w:t>on</w:t>
-      </w:r>
-      <w:proofErr w:type="gramEnd"/>
-      <w:r>
-        <w:t xml:space="preserve"> voit </w:t>
-      </w:r>
-      <w:proofErr w:type="gramStart"/>
-      <w:r>
-        <w:t>les détenu</w:t>
-      </w:r>
-      <w:proofErr w:type="gramEnd"/>
-      <w:r>
-        <w:t xml:space="preserve"> cultiver des légumes à l'</w:t>
-      </w:r>
-      <w:proofErr w:type="spellStart"/>
-      <w:r>
-        <w:t>exterieur</w:t>
-      </w:r>
-      <w:proofErr w:type="spellEnd"/>
-      <w:r>
-        <w:t xml:space="preserve"> du temple)</w:t>
+        <w:t>(on voit les détenu cultiver des légumes à l'exterieur du temple)</w:t>
       </w:r>
     </w:p>
     <w:p>
@@ -4753,15 +2229,7 @@
         </w:rPr>
       </w:pPr>
       <w:r>
-        <w:t xml:space="preserve"> C'est </w:t>
-      </w:r>
-      <w:proofErr w:type="gramStart"/>
-      <w:r>
-        <w:t>la meilleur punition</w:t>
-      </w:r>
-      <w:proofErr w:type="gramEnd"/>
-      <w:r>
-        <w:t xml:space="preserve"> que l'on pouvait me donner ! </w:t>
+        <w:t xml:space="preserve"> C'est la meilleur punition que l'on pouvait me donner ! </w:t>
       </w:r>
       <w:r>
         <w:rPr>
@@ -4837,93 +2305,27 @@
     </w:p>
     <w:p>
       <w:r>
-        <w:t>**Hang** (la caméra s'éloigne sur la vue panoramique des chaines d'</w:t>
-      </w:r>
-      <w:proofErr w:type="spellStart"/>
-      <w:r>
-        <w:t>hymalya</w:t>
-      </w:r>
-      <w:proofErr w:type="spellEnd"/>
-      <w:r>
-        <w:t xml:space="preserve"> lors d'un lever de soleil, on voit les </w:t>
-      </w:r>
-      <w:proofErr w:type="spellStart"/>
-      <w:r>
-        <w:t>eleves</w:t>
-      </w:r>
-      <w:proofErr w:type="spellEnd"/>
-      <w:r>
-        <w:t xml:space="preserve"> debout les yeux fermés, les mains jointes au niveau du </w:t>
-      </w:r>
-      <w:proofErr w:type="spellStart"/>
-      <w:r>
-        <w:t>coeur</w:t>
-      </w:r>
-      <w:proofErr w:type="spellEnd"/>
-      <w:r>
-        <w:t>)</w:t>
-      </w:r>
-    </w:p>
-    <w:p>
-      <w:r>
-        <w:t xml:space="preserve">Il est temps de nous préparer pour la collation du matin. </w:t>
-      </w:r>
-      <w:proofErr w:type="spellStart"/>
-      <w:r>
-        <w:t xml:space="preserve">Installez </w:t>
-      </w:r>
-      <w:proofErr w:type="gramStart"/>
-      <w:r>
-        <w:t>vous</w:t>
-      </w:r>
-      <w:proofErr w:type="spellEnd"/>
-      <w:r>
-        <w:t xml:space="preserve"> .</w:t>
-      </w:r>
-      <w:proofErr w:type="gramEnd"/>
-    </w:p>
-    <w:p>
-      <w:r>
-        <w:t>(</w:t>
-      </w:r>
-      <w:proofErr w:type="gramStart"/>
-      <w:r>
-        <w:t>tous</w:t>
-      </w:r>
-      <w:proofErr w:type="gramEnd"/>
-      <w:r>
-        <w:t xml:space="preserve"> </w:t>
-      </w:r>
-      <w:proofErr w:type="gramStart"/>
-      <w:r>
-        <w:t>s'assoit</w:t>
-      </w:r>
-      <w:proofErr w:type="gramEnd"/>
-      <w:r>
-        <w:t xml:space="preserve"> en position du Lotus)</w:t>
-      </w:r>
-    </w:p>
-    <w:p>
-      <w:r>
-        <w:t xml:space="preserve">Om </w:t>
-      </w:r>
-      <w:proofErr w:type="spellStart"/>
-      <w:r>
-        <w:t>saha</w:t>
-      </w:r>
-      <w:proofErr w:type="spellEnd"/>
-      <w:r>
-        <w:t xml:space="preserve"> </w:t>
-      </w:r>
-      <w:proofErr w:type="spellStart"/>
-      <w:r>
-        <w:t>navavatu</w:t>
-      </w:r>
-      <w:proofErr w:type="spellEnd"/>
+        <w:t>**Hang** (la caméra s'éloigne sur la vue panoramique des chaines d'hymalya lors d'un lever de soleil, on voit les eleves debout les yeux fermés, les mains jointes au niveau du coeur)</w:t>
+      </w:r>
+    </w:p>
+    <w:p>
+      <w:r>
+        <w:t>Il est temps de nous préparer pour la collation du matin. Installez vous .</w:t>
+      </w:r>
     </w:p>
     <w:p>
       <w:r>
         <w:lastRenderedPageBreak/>
+        <w:t>(tous s'assoit en position du Lotus)</w:t>
+      </w:r>
+    </w:p>
+    <w:p>
+      <w:r>
+        <w:t>Om saha navavatu</w:t>
+      </w:r>
+    </w:p>
+    <w:p>
+      <w:r>
         <w:t>Om, qu'Il nous protège tous les deux (le maître et l'élève)</w:t>
       </w:r>
     </w:p>
@@ -4934,21 +2336,8 @@
     </w:p>
     <w:p>
       <w:r>
-        <w:t xml:space="preserve">Saha </w:t>
-      </w:r>
-      <w:proofErr w:type="spellStart"/>
-      <w:r>
-        <w:t>nau</w:t>
-      </w:r>
-      <w:proofErr w:type="spellEnd"/>
-      <w:r>
-        <w:t xml:space="preserve"> </w:t>
-      </w:r>
-      <w:proofErr w:type="spellStart"/>
-      <w:r>
-        <w:t>bhunaktu</w:t>
-      </w:r>
-      <w:proofErr w:type="spellEnd"/>
+        <w:t>Saha nau bhunaktu</w:t>
+      </w:r>
     </w:p>
     <w:p>
       <w:r>
@@ -4962,21 +2351,8 @@
     </w:p>
     <w:p>
       <w:r>
-        <w:t xml:space="preserve">Saha </w:t>
-      </w:r>
-      <w:proofErr w:type="spellStart"/>
-      <w:r>
-        <w:t>viryam</w:t>
-      </w:r>
-      <w:proofErr w:type="spellEnd"/>
-      <w:r>
-        <w:t xml:space="preserve"> </w:t>
-      </w:r>
-      <w:proofErr w:type="spellStart"/>
-      <w:r>
-        <w:t>karavavahai</w:t>
-      </w:r>
-      <w:proofErr w:type="spellEnd"/>
+        <w:t>Saha viryam karavavahai</w:t>
+      </w:r>
     </w:p>
     <w:p>
       <w:r>
@@ -4989,19 +2365,9 @@
       </w:r>
     </w:p>
     <w:p>
-      <w:proofErr w:type="spellStart"/>
-      <w:r>
-        <w:t>Tejasvi</w:t>
-      </w:r>
-      <w:proofErr w:type="spellEnd"/>
-      <w:r>
-        <w:t xml:space="preserve"> </w:t>
-      </w:r>
-      <w:proofErr w:type="spellStart"/>
-      <w:r>
-        <w:t>navadhitamastu</w:t>
-      </w:r>
-      <w:proofErr w:type="spellEnd"/>
+      <w:r>
+        <w:t>Tejasvi navadhitamastu</w:t>
+      </w:r>
     </w:p>
     <w:p>
       <w:r>
@@ -5015,13 +2381,8 @@
     </w:p>
     <w:p>
       <w:r>
-        <w:t xml:space="preserve">Ma </w:t>
-      </w:r>
-      <w:proofErr w:type="spellStart"/>
-      <w:r>
-        <w:t>vidvishavahai</w:t>
-      </w:r>
-      <w:proofErr w:type="spellEnd"/>
+        <w:t>Ma vidvishavahai</w:t>
+      </w:r>
     </w:p>
     <w:p>
       <w:r>
@@ -5035,47 +2396,13 @@
     </w:p>
     <w:p>
       <w:r>
-        <w:t xml:space="preserve">Om </w:t>
-      </w:r>
-      <w:proofErr w:type="spellStart"/>
-      <w:r>
-        <w:t>shanti</w:t>
-      </w:r>
-      <w:proofErr w:type="spellEnd"/>
-      <w:r>
-        <w:t xml:space="preserve"> </w:t>
-      </w:r>
-      <w:proofErr w:type="spellStart"/>
-      <w:r>
-        <w:t>shanti</w:t>
-      </w:r>
-      <w:proofErr w:type="spellEnd"/>
-      <w:r>
-        <w:t xml:space="preserve"> </w:t>
-      </w:r>
-      <w:proofErr w:type="spellStart"/>
-      <w:r>
-        <w:t>shanti</w:t>
-      </w:r>
-      <w:proofErr w:type="spellEnd"/>
-    </w:p>
-    <w:p>
-      <w:r>
-        <w:t xml:space="preserve">Om paix </w:t>
-      </w:r>
-      <w:proofErr w:type="spellStart"/>
-      <w:r>
-        <w:t>paix</w:t>
-      </w:r>
-      <w:proofErr w:type="spellEnd"/>
-      <w:r>
-        <w:t xml:space="preserve"> </w:t>
-      </w:r>
-      <w:proofErr w:type="spellStart"/>
-      <w:r>
-        <w:t>paix</w:t>
-      </w:r>
-      <w:proofErr w:type="spellEnd"/>
+        <w:t>Om shanti shanti shanti</w:t>
+      </w:r>
+    </w:p>
+    <w:p>
+      <w:r>
+        <w:t>Om paix paix paix</w:t>
+      </w:r>
     </w:p>
     <w:p>
       <w:r>
@@ -5114,49 +2441,37 @@
     </w:p>
     <w:p>
       <w:r>
-        <w:t xml:space="preserve">Fin de </w:t>
-      </w:r>
-      <w:proofErr w:type="spellStart"/>
-      <w:r>
-        <w:t>scene</w:t>
-      </w:r>
-      <w:proofErr w:type="spellEnd"/>
-      <w:r>
-        <w:t xml:space="preserve"> </w:t>
-      </w:r>
-    </w:p>
-    <w:p>
-      <w:r>
-        <w:t xml:space="preserve">Fin </w:t>
-      </w:r>
-      <w:proofErr w:type="spellStart"/>
-      <w:r>
-        <w:t>episode</w:t>
-      </w:r>
-      <w:proofErr w:type="spellEnd"/>
-    </w:p>
-    <w:p>
-      <w:r>
-        <w:t> </w:t>
-      </w:r>
-    </w:p>
-    <w:p>
-      <w:r>
-        <w:t> </w:t>
-      </w:r>
-    </w:p>
-    <w:p>
-      <w:r>
-        <w:t> </w:t>
-      </w:r>
-    </w:p>
-    <w:p>
-      <w:r>
-        <w:t> </w:t>
-      </w:r>
-    </w:p>
-    <w:p>
-      <w:r>
+        <w:t xml:space="preserve">Fin de scene </w:t>
+      </w:r>
+    </w:p>
+    <w:p>
+      <w:r>
+        <w:t>Fin episode</w:t>
+      </w:r>
+    </w:p>
+    <w:p>
+      <w:r>
+        <w:t> </w:t>
+      </w:r>
+    </w:p>
+    <w:p>
+      <w:r>
+        <w:t> </w:t>
+      </w:r>
+    </w:p>
+    <w:p>
+      <w:r>
+        <w:t> </w:t>
+      </w:r>
+    </w:p>
+    <w:p>
+      <w:r>
+        <w:t> </w:t>
+      </w:r>
+    </w:p>
+    <w:p>
+      <w:r>
+        <w:lastRenderedPageBreak/>
         <w:t> </w:t>
       </w:r>
     </w:p>
@@ -5166,25 +2481,14 @@
       </w:r>
     </w:p>
     <w:p>
-      <w:proofErr w:type="spellStart"/>
-      <w:r>
-        <w:lastRenderedPageBreak/>
-        <w:t>Credit</w:t>
-      </w:r>
-      <w:proofErr w:type="spellEnd"/>
-      <w:r>
-        <w:t xml:space="preserve"> :</w:t>
-      </w:r>
-    </w:p>
-    <w:p>
-      <w:r>
-        <w:t xml:space="preserve">Post </w:t>
-      </w:r>
-      <w:proofErr w:type="spellStart"/>
-      <w:r>
-        <w:t>scene</w:t>
-      </w:r>
-      <w:proofErr w:type="spellEnd"/>
+      <w:r>
+        <w:t>Credit :</w:t>
+      </w:r>
+    </w:p>
+    <w:p>
+      <w:r>
+        <w:t>Post scene</w:t>
+      </w:r>
     </w:p>
     <w:p>
       <w:r>
@@ -5238,13 +2542,8 @@
         <w:t xml:space="preserve"> </w:t>
       </w:r>
       <w:r>
-        <w:t>? : … (</w:t>
-      </w:r>
-      <w:proofErr w:type="gramStart"/>
-      <w:r>
-        <w:t>écrit )</w:t>
-      </w:r>
-      <w:proofErr w:type="gramEnd"/>
+        <w:t>? : … (écrit )</w:t>
+      </w:r>
     </w:p>
     <w:p>
       <w:r>
@@ -8431,6 +5730,7 @@
   <w:style w:type="character" w:default="1" w:styleId="Policepardfaut">
     <w:name w:val="Default Paragraph Font"/>
     <w:uiPriority w:val="1"/>
+    <w:semiHidden/>
     <w:unhideWhenUsed/>
   </w:style>
   <w:style w:type="table" w:default="1" w:styleId="TableauNormal">
